--- a/Assignment2.docx
+++ b/Assignment2.docx
@@ -38,12 +38,6 @@
         <w:gridCol w:w="9360"/>
       </w:tblGrid>
       <w:tr>
-        <w:tblPrEx>
-          <w:tblCellMar>
-            <w:top w:w="0" w:type="dxa"/>
-            <w:bottom w:w="0" w:type="dxa"/>
-          </w:tblCellMar>
-        </w:tblPrEx>
         <w:tc>
           <w:tcPr>
             <w:tcW w:w="9360" w:type="dxa"/>
@@ -139,12 +133,6 @@
         <w:gridCol w:w="6360"/>
       </w:tblGrid>
       <w:tr>
-        <w:tblPrEx>
-          <w:tblCellMar>
-            <w:top w:w="0" w:type="dxa"/>
-            <w:bottom w:w="0" w:type="dxa"/>
-          </w:tblCellMar>
-        </w:tblPrEx>
         <w:tc>
           <w:tcPr>
             <w:tcW w:w="3000" w:type="dxa"/>
@@ -195,27 +183,23 @@
             </w:tcMar>
           </w:tcPr>
           <w:p>
-            <w:r>
-              <w:rPr>
-                <w:rFonts w:eastAsia="Arial"/>
-                <w:i/>
-                <w:iCs/>
-                <w:color w:val="BBBBBB"/>
-                <w:sz w:val="19"/>
-                <w:szCs w:val="19"/>
-              </w:rPr>
-              <w:t>e.g., 12345678</w:t>
+            <w:pPr>
+              <w:rPr>
+                <w:b/>
+                <w:bCs/>
+              </w:rPr>
+            </w:pPr>
+            <w:r>
+              <w:rPr>
+                <w:b/>
+                <w:bCs/>
+              </w:rPr>
+              <w:t xml:space="preserve">20211163 </w:t>
             </w:r>
           </w:p>
         </w:tc>
       </w:tr>
       <w:tr>
-        <w:tblPrEx>
-          <w:tblCellMar>
-            <w:top w:w="0" w:type="dxa"/>
-            <w:bottom w:w="0" w:type="dxa"/>
-          </w:tblCellMar>
-        </w:tblPrEx>
         <w:tc>
           <w:tcPr>
             <w:tcW w:w="3000" w:type="dxa"/>
@@ -266,27 +250,32 @@
             </w:tcMar>
           </w:tcPr>
           <w:p>
-            <w:r>
-              <w:rPr>
-                <w:rFonts w:eastAsia="Arial"/>
-                <w:i/>
-                <w:iCs/>
-                <w:color w:val="BBBBBB"/>
-                <w:sz w:val="19"/>
-                <w:szCs w:val="19"/>
-              </w:rPr>
-              <w:t>Your full name</w:t>
-            </w:r>
+            <w:pPr>
+              <w:rPr>
+                <w:b/>
+                <w:bCs/>
+              </w:rPr>
+            </w:pPr>
+            <w:r>
+              <w:rPr>
+                <w:b/>
+                <w:bCs/>
+              </w:rPr>
+              <w:t xml:space="preserve">Song </w:t>
+            </w:r>
+            <w:proofErr w:type="spellStart"/>
+            <w:r>
+              <w:rPr>
+                <w:b/>
+                <w:bCs/>
+              </w:rPr>
+              <w:t>WooYoung</w:t>
+            </w:r>
+            <w:proofErr w:type="spellEnd"/>
           </w:p>
         </w:tc>
       </w:tr>
       <w:tr>
-        <w:tblPrEx>
-          <w:tblCellMar>
-            <w:top w:w="0" w:type="dxa"/>
-            <w:bottom w:w="0" w:type="dxa"/>
-          </w:tblCellMar>
-        </w:tblPrEx>
         <w:tc>
           <w:tcPr>
             <w:tcW w:w="3000" w:type="dxa"/>
@@ -337,27 +326,23 @@
             </w:tcMar>
           </w:tcPr>
           <w:p>
-            <w:r>
-              <w:rPr>
-                <w:rFonts w:eastAsia="Arial"/>
-                <w:i/>
-                <w:iCs/>
-                <w:color w:val="BBBBBB"/>
-                <w:sz w:val="19"/>
-                <w:szCs w:val="19"/>
-              </w:rPr>
-              <w:t>e.g., 2025-00-00</w:t>
+            <w:pPr>
+              <w:rPr>
+                <w:b/>
+                <w:bCs/>
+              </w:rPr>
+            </w:pPr>
+            <w:r>
+              <w:rPr>
+                <w:b/>
+                <w:bCs/>
+              </w:rPr>
+              <w:t>2026-06-06 (SAT)</w:t>
             </w:r>
           </w:p>
         </w:tc>
       </w:tr>
       <w:tr>
-        <w:tblPrEx>
-          <w:tblCellMar>
-            <w:top w:w="0" w:type="dxa"/>
-            <w:bottom w:w="0" w:type="dxa"/>
-          </w:tblCellMar>
-        </w:tblPrEx>
         <w:tc>
           <w:tcPr>
             <w:tcW w:w="3000" w:type="dxa"/>
@@ -408,16 +393,18 @@
             </w:tcMar>
           </w:tcPr>
           <w:p>
-            <w:r>
-              <w:rPr>
-                <w:rFonts w:eastAsia="Arial"/>
-                <w:i/>
-                <w:iCs/>
-                <w:color w:val="BBBBBB"/>
-                <w:sz w:val="19"/>
-                <w:szCs w:val="19"/>
-              </w:rPr>
-              <w:t>e.g., ChatGPT, Claude — or write "None"</w:t>
+            <w:pPr>
+              <w:rPr>
+                <w:b/>
+                <w:bCs/>
+              </w:rPr>
+            </w:pPr>
+            <w:r>
+              <w:rPr>
+                <w:b/>
+                <w:bCs/>
+              </w:rPr>
+              <w:t>None</w:t>
             </w:r>
           </w:p>
         </w:tc>
@@ -449,12 +436,6 @@
         <w:gridCol w:w="9360"/>
       </w:tblGrid>
       <w:tr>
-        <w:tblPrEx>
-          <w:tblCellMar>
-            <w:top w:w="0" w:type="dxa"/>
-            <w:bottom w:w="0" w:type="dxa"/>
-          </w:tblCellMar>
-        </w:tblPrEx>
         <w:tc>
           <w:tcPr>
             <w:tcW w:w="9360" w:type="dxa"/>
@@ -571,17 +552,11 @@
         </w:tc>
       </w:tr>
     </w:tbl>
+    <w:p/>
+    <w:p/>
     <w:p>
-      <w:r>
-        <w:br w:type="page"/>
-      </w:r>
-    </w:p>
-    <w:p>
       <w:pPr>
         <w:spacing w:before="180"/>
-        <w:rPr>
-          <w:rFonts w:hint="eastAsia"/>
-        </w:rPr>
       </w:pPr>
     </w:p>
     <w:tbl>
@@ -605,12 +580,6 @@
         <w:gridCol w:w="9360"/>
       </w:tblGrid>
       <w:tr>
-        <w:tblPrEx>
-          <w:tblCellMar>
-            <w:top w:w="0" w:type="dxa"/>
-            <w:bottom w:w="0" w:type="dxa"/>
-          </w:tblCellMar>
-        </w:tblPrEx>
         <w:tc>
           <w:tcPr>
             <w:tcW w:w="9360" w:type="dxa"/>
@@ -681,12 +650,6 @@
         <w:gridCol w:w="9360"/>
       </w:tblGrid>
       <w:tr>
-        <w:tblPrEx>
-          <w:tblCellMar>
-            <w:top w:w="0" w:type="dxa"/>
-            <w:bottom w:w="0" w:type="dxa"/>
-          </w:tblCellMar>
-        </w:tblPrEx>
         <w:tc>
           <w:tcPr>
             <w:tcW w:w="9360" w:type="dxa"/>
@@ -748,9 +711,6 @@
     <w:p>
       <w:pPr>
         <w:spacing w:before="80"/>
-        <w:rPr>
-          <w:rFonts w:hint="eastAsia"/>
-        </w:rPr>
       </w:pPr>
     </w:p>
     <w:tbl>
@@ -774,12 +734,6 @@
         <w:gridCol w:w="9360"/>
       </w:tblGrid>
       <w:tr>
-        <w:tblPrEx>
-          <w:tblCellMar>
-            <w:top w:w="0" w:type="dxa"/>
-            <w:bottom w:w="0" w:type="dxa"/>
-          </w:tblCellMar>
-        </w:tblPrEx>
         <w:tc>
           <w:tcPr>
             <w:tcW w:w="9360" w:type="dxa"/>
@@ -799,37 +753,175 @@
           </w:tcPr>
           <w:p>
             <w:pPr>
-              <w:spacing w:before="40" w:after="40"/>
-            </w:pPr>
-            <w:r>
-              <w:rPr>
-                <w:rFonts w:eastAsia="Arial"/>
-                <w:i/>
-                <w:iCs/>
-                <w:color w:val="AAAAAA"/>
-                <w:sz w:val="19"/>
-                <w:szCs w:val="19"/>
-              </w:rPr>
-              <w:t>Describe the problem or difficult part here...</w:t>
-            </w:r>
-          </w:p>
-          <w:p>
-            <w:pPr>
               <w:spacing w:before="240"/>
             </w:pPr>
+            <w:r>
+              <w:t xml:space="preserve">There were two main problems that I </w:t>
+            </w:r>
+            <w:proofErr w:type="gramStart"/>
+            <w:r>
+              <w:t>have to</w:t>
+            </w:r>
+            <w:proofErr w:type="gramEnd"/>
+            <w:r>
+              <w:t xml:space="preserve"> handle.</w:t>
+            </w:r>
+            <w:r>
+              <w:t xml:space="preserve"> First was that unified int random generator and second one is where to accumulate the inverse num in merge sort.</w:t>
+            </w:r>
           </w:p>
           <w:p>
             <w:pPr>
               <w:spacing w:before="240"/>
             </w:pPr>
+            <w:r>
+              <w:t xml:space="preserve">First is that whatever I did modify the code I cannot get the example array offered by PDF. </w:t>
+            </w:r>
+            <w:r>
+              <w:lastRenderedPageBreak/>
+              <w:t xml:space="preserve">So, I had searched for 30 minutes for figuring out the </w:t>
+            </w:r>
+            <w:r>
+              <w:t>reason and</w:t>
+            </w:r>
+            <w:r>
+              <w:t xml:space="preserve"> found out that</w:t>
+            </w:r>
+            <w:r>
+              <w:t xml:space="preserve"> despite the consistent random machine mt19937,</w:t>
+            </w:r>
+            <w:r>
+              <w:t xml:space="preserve"> Unified random int generator </w:t>
+            </w:r>
+            <w:r>
+              <w:t>was</w:t>
+            </w:r>
+            <w:r>
+              <w:t xml:space="preserve"> developed differently by </w:t>
+            </w:r>
+            <w:r>
+              <w:t xml:space="preserve">compiled builder. To prove that I execute the </w:t>
+            </w:r>
+            <w:proofErr w:type="gramStart"/>
+            <w:r>
+              <w:t>exactly</w:t>
+            </w:r>
+            <w:proofErr w:type="gramEnd"/>
+            <w:r>
+              <w:t xml:space="preserve"> same code on the </w:t>
+            </w:r>
+            <w:proofErr w:type="spellStart"/>
+            <w:r>
+              <w:t>myCompiler</w:t>
+            </w:r>
+            <w:proofErr w:type="spellEnd"/>
+            <w:r>
+              <w:t xml:space="preserve"> and </w:t>
+            </w:r>
+            <w:proofErr w:type="spellStart"/>
+            <w:r>
+              <w:t>IDEone</w:t>
+            </w:r>
+            <w:proofErr w:type="spellEnd"/>
+            <w:r>
+              <w:t xml:space="preserve"> and got the result of what I found. Even the identical codes are put, the result deviated TOO far. Later, after asking this problem, TA thankfully accepted my opinion and </w:t>
+            </w:r>
+            <w:proofErr w:type="gramStart"/>
+            <w:r>
+              <w:t>The</w:t>
+            </w:r>
+            <w:proofErr w:type="gramEnd"/>
+            <w:r>
+              <w:t xml:space="preserve"> </w:t>
+            </w:r>
+            <w:proofErr w:type="spellStart"/>
+            <w:r>
+              <w:t>radom</w:t>
+            </w:r>
+            <w:proofErr w:type="spellEnd"/>
+            <w:r>
+              <w:t xml:space="preserve"> array generator is changed from using Unified ~~ to </w:t>
+            </w:r>
+            <w:proofErr w:type="spellStart"/>
+            <w:proofErr w:type="gramStart"/>
+            <w:r>
+              <w:t>drawInt</w:t>
+            </w:r>
+            <w:proofErr w:type="spellEnd"/>
+            <w:r>
+              <w:t>(</w:t>
+            </w:r>
+            <w:proofErr w:type="gramEnd"/>
+            <w:r>
+              <w:t>)</w:t>
+            </w:r>
           </w:p>
           <w:p>
             <w:pPr>
               <w:spacing w:before="240"/>
-              <w:rPr>
-                <w:rFonts w:hint="eastAsia"/>
-              </w:rPr>
-            </w:pPr>
+            </w:pPr>
+            <w:r>
+              <w:t xml:space="preserve">Second, I have ever learned the </w:t>
+            </w:r>
+            <w:proofErr w:type="spellStart"/>
+            <w:r>
+              <w:t>MergeSort</w:t>
+            </w:r>
+            <w:proofErr w:type="spellEnd"/>
+            <w:r>
+              <w:t xml:space="preserve"> in Algorithm class, So, it was not that hard to implement its code (and even the implementation is SO FAMOUS that without AI, it is possible to refer the code on internet). However, this case requires that “Not modifying and only counting the inverse Number of inverse orders”. Not modifying can be resolved using the copy of the array but, when counting the number of Inverse, I mistakenly did count the number </w:t>
+            </w:r>
+            <w:r>
+              <w:t xml:space="preserve">when during merging, I did </w:t>
+            </w:r>
+            <w:proofErr w:type="spellStart"/>
+            <w:r>
+              <w:t>inverse_num</w:t>
+            </w:r>
+            <w:proofErr w:type="spellEnd"/>
+            <w:r>
+              <w:t>++ (specifics will be explained next section), which was not the case. It would be much clear if we think of the situation where we merge 8 integers into one array, which contains 1,7,9,10 / 2,3,4,5</w:t>
+            </w:r>
+            <w:r>
+              <w:t xml:space="preserve">. At first step, It is for sure that 1 is smaller than 2 so, we put 1 and move the left hand cursor to next integer, 7. Here, I did miscount the number of inverse. When thinking of 2 is smaller than 2, 2 </w:t>
+            </w:r>
+            <w:proofErr w:type="gramStart"/>
+            <w:r>
+              <w:t>have to</w:t>
+            </w:r>
+            <w:proofErr w:type="gramEnd"/>
+            <w:r>
+              <w:t xml:space="preserve"> pass by 7,9 and </w:t>
+            </w:r>
+            <w:proofErr w:type="gramStart"/>
+            <w:r>
+              <w:t>10!!!.</w:t>
+            </w:r>
+            <w:proofErr w:type="gramEnd"/>
+            <w:r>
+              <w:t xml:space="preserve"> However, I did only </w:t>
+            </w:r>
+            <w:proofErr w:type="spellStart"/>
+            <w:r>
+              <w:t>inv_num</w:t>
+            </w:r>
+            <w:proofErr w:type="spellEnd"/>
+            <w:r>
+              <w:t>+</w:t>
+            </w:r>
+            <w:proofErr w:type="gramStart"/>
+            <w:r>
+              <w:t>+..</w:t>
+            </w:r>
+            <w:proofErr w:type="gramEnd"/>
+          </w:p>
+          <w:p>
+            <w:pPr>
+              <w:spacing w:before="240"/>
+            </w:pPr>
+            <w:r>
+              <w:t>After changing this code, all become what we expect.</w:t>
+            </w:r>
           </w:p>
         </w:tc>
       </w:tr>
@@ -860,12 +952,6 @@
         <w:gridCol w:w="9360"/>
       </w:tblGrid>
       <w:tr>
-        <w:tblPrEx>
-          <w:tblCellMar>
-            <w:top w:w="0" w:type="dxa"/>
-            <w:bottom w:w="0" w:type="dxa"/>
-          </w:tblCellMar>
-        </w:tblPrEx>
         <w:tc>
           <w:tcPr>
             <w:tcW w:w="9360" w:type="dxa"/>
@@ -920,9 +1006,6 @@
     <w:p>
       <w:pPr>
         <w:spacing w:before="90"/>
-        <w:rPr>
-          <w:rFonts w:hint="eastAsia"/>
-        </w:rPr>
       </w:pPr>
     </w:p>
     <w:tbl>
@@ -946,12 +1029,6 @@
         <w:gridCol w:w="9360"/>
       </w:tblGrid>
       <w:tr>
-        <w:tblPrEx>
-          <w:tblCellMar>
-            <w:top w:w="0" w:type="dxa"/>
-            <w:bottom w:w="0" w:type="dxa"/>
-          </w:tblCellMar>
-        </w:tblPrEx>
         <w:tc>
           <w:tcPr>
             <w:tcW w:w="9360" w:type="dxa"/>
@@ -971,32 +1048,113 @@
           </w:tcPr>
           <w:p>
             <w:pPr>
-              <w:spacing w:before="40" w:after="40"/>
-            </w:pPr>
-            <w:r>
-              <w:rPr>
-                <w:rFonts w:eastAsia="Arial"/>
-                <w:i/>
-                <w:iCs/>
-                <w:color w:val="AAAAAA"/>
-                <w:sz w:val="19"/>
-                <w:szCs w:val="19"/>
-              </w:rPr>
-              <w:t>Describe what changed and how you confirmed that the fix/implementation works correctly...</w:t>
-            </w:r>
-          </w:p>
-          <w:p>
-            <w:pPr>
               <w:spacing w:before="240"/>
             </w:pPr>
+            <w:hyperlink r:id="rId7" w:history="1">
+              <w:r>
+                <w:rPr>
+                  <w:rStyle w:val="a5"/>
+                </w:rPr>
+                <w:t>https://stackoverflow.com/questions/70841470/c-pseudo-random-number-generator-not-dependent-on-kernel-version</w:t>
+              </w:r>
+            </w:hyperlink>
           </w:p>
           <w:p>
             <w:pPr>
               <w:spacing w:before="240"/>
-              <w:rPr>
-                <w:rFonts w:hint="eastAsia"/>
-              </w:rPr>
-            </w:pPr>
+            </w:pPr>
+            <w:r>
+              <w:rPr>
+                <w:noProof/>
+              </w:rPr>
+              <w:drawing>
+                <wp:inline distT="0" distB="0" distL="0" distR="0" wp14:anchorId="5AF05624" wp14:editId="183A084C">
+                  <wp:extent cx="2505599" cy="1639614"/>
+                  <wp:effectExtent l="0" t="0" r="0" b="0"/>
+                  <wp:docPr id="1385105471" name="그림 1" descr="텍스트, 폰트, 번호, 문서이(가) 표시된 사진&#10;&#10;AI 생성 콘텐츠는 정확하지 않을 수 있습니다."/>
+                  <wp:cNvGraphicFramePr>
+                    <a:graphicFrameLocks xmlns:a="http://schemas.openxmlformats.org/drawingml/2006/main" noChangeAspect="1"/>
+                  </wp:cNvGraphicFramePr>
+                  <a:graphic xmlns:a="http://schemas.openxmlformats.org/drawingml/2006/main">
+                    <a:graphicData uri="http://schemas.openxmlformats.org/drawingml/2006/picture">
+                      <pic:pic xmlns:pic="http://schemas.openxmlformats.org/drawingml/2006/picture">
+                        <pic:nvPicPr>
+                          <pic:cNvPr id="1385105471" name="그림 1" descr="텍스트, 폰트, 번호, 문서이(가) 표시된 사진&#10;&#10;AI 생성 콘텐츠는 정확하지 않을 수 있습니다."/>
+                          <pic:cNvPicPr/>
+                        </pic:nvPicPr>
+                        <pic:blipFill>
+                          <a:blip r:embed="rId8" cstate="print">
+                            <a:extLst>
+                              <a:ext uri="{28A0092B-C50C-407E-A947-70E740481C1C}">
+                                <a14:useLocalDpi xmlns:a14="http://schemas.microsoft.com/office/drawing/2010/main" val="0"/>
+                              </a:ext>
+                            </a:extLst>
+                          </a:blip>
+                          <a:stretch>
+                            <a:fillRect/>
+                          </a:stretch>
+                        </pic:blipFill>
+                        <pic:spPr>
+                          <a:xfrm>
+                            <a:off x="0" y="0"/>
+                            <a:ext cx="2541903" cy="1663370"/>
+                          </a:xfrm>
+                          <a:prstGeom prst="rect">
+                            <a:avLst/>
+                          </a:prstGeom>
+                        </pic:spPr>
+                      </pic:pic>
+                    </a:graphicData>
+                  </a:graphic>
+                </wp:inline>
+              </w:drawing>
+            </w:r>
+            <w:r>
+              <w:rPr>
+                <w:noProof/>
+              </w:rPr>
+              <w:drawing>
+                <wp:inline distT="0" distB="0" distL="0" distR="0" wp14:anchorId="02A6DE0A" wp14:editId="456D96AB">
+                  <wp:extent cx="2505075" cy="629480"/>
+                  <wp:effectExtent l="0" t="0" r="0" b="5715"/>
+                  <wp:docPr id="19521010" name="그림 2"/>
+                  <wp:cNvGraphicFramePr>
+                    <a:graphicFrameLocks xmlns:a="http://schemas.openxmlformats.org/drawingml/2006/main" noChangeAspect="1"/>
+                  </wp:cNvGraphicFramePr>
+                  <a:graphic xmlns:a="http://schemas.openxmlformats.org/drawingml/2006/main">
+                    <a:graphicData uri="http://schemas.openxmlformats.org/drawingml/2006/picture">
+                      <pic:pic xmlns:pic="http://schemas.openxmlformats.org/drawingml/2006/picture">
+                        <pic:nvPicPr>
+                          <pic:cNvPr id="19521010" name="그림 19521010"/>
+                          <pic:cNvPicPr/>
+                        </pic:nvPicPr>
+                        <pic:blipFill>
+                          <a:blip r:embed="rId9" cstate="print">
+                            <a:extLst>
+                              <a:ext uri="{28A0092B-C50C-407E-A947-70E740481C1C}">
+                                <a14:useLocalDpi xmlns:a14="http://schemas.microsoft.com/office/drawing/2010/main" val="0"/>
+                              </a:ext>
+                            </a:extLst>
+                          </a:blip>
+                          <a:stretch>
+                            <a:fillRect/>
+                          </a:stretch>
+                        </pic:blipFill>
+                        <pic:spPr>
+                          <a:xfrm>
+                            <a:off x="0" y="0"/>
+                            <a:ext cx="2552423" cy="641378"/>
+                          </a:xfrm>
+                          <a:prstGeom prst="rect">
+                            <a:avLst/>
+                          </a:prstGeom>
+                        </pic:spPr>
+                      </pic:pic>
+                    </a:graphicData>
+                  </a:graphic>
+                </wp:inline>
+              </w:drawing>
+            </w:r>
           </w:p>
         </w:tc>
       </w:tr>
@@ -1027,12 +1185,6 @@
         <w:gridCol w:w="9360"/>
       </w:tblGrid>
       <w:tr>
-        <w:tblPrEx>
-          <w:tblCellMar>
-            <w:top w:w="0" w:type="dxa"/>
-            <w:bottom w:w="0" w:type="dxa"/>
-          </w:tblCellMar>
-        </w:tblPrEx>
         <w:tc>
           <w:tcPr>
             <w:tcW w:w="9360" w:type="dxa"/>
@@ -1067,9 +1219,6 @@
     <w:p>
       <w:pPr>
         <w:spacing w:before="80"/>
-        <w:rPr>
-          <w:rFonts w:hint="eastAsia"/>
-        </w:rPr>
       </w:pPr>
     </w:p>
     <w:tbl>
@@ -1093,12 +1242,6 @@
         <w:gridCol w:w="9360"/>
       </w:tblGrid>
       <w:tr>
-        <w:tblPrEx>
-          <w:tblCellMar>
-            <w:top w:w="0" w:type="dxa"/>
-            <w:bottom w:w="0" w:type="dxa"/>
-          </w:tblCellMar>
-        </w:tblPrEx>
         <w:tc>
           <w:tcPr>
             <w:tcW w:w="9360" w:type="dxa"/>
@@ -1118,41 +1261,16 @@
           </w:tcPr>
           <w:p>
             <w:pPr>
-              <w:spacing w:before="40" w:after="40"/>
-            </w:pPr>
-            <w:r>
-              <w:rPr>
-                <w:rFonts w:eastAsia="Arial"/>
-                <w:i/>
-                <w:iCs/>
-                <w:color w:val="AAAAAA"/>
-                <w:sz w:val="19"/>
-                <w:szCs w:val="19"/>
-              </w:rPr>
-              <w:t>Explain how this solution is present in your submitted code...</w:t>
-            </w:r>
-          </w:p>
-          <w:p>
-            <w:pPr>
               <w:spacing w:before="240"/>
             </w:pPr>
-          </w:p>
-          <w:p>
-            <w:pPr>
-              <w:spacing w:before="240"/>
-              <w:rPr>
-                <w:rFonts w:hint="eastAsia"/>
-              </w:rPr>
-            </w:pPr>
+            <w:r>
+              <w:t>All Things are explained on A.</w:t>
+            </w:r>
           </w:p>
         </w:tc>
       </w:tr>
     </w:tbl>
-    <w:p>
-      <w:r>
-        <w:br w:type="page"/>
-      </w:r>
-    </w:p>
+    <w:p/>
     <w:p>
       <w:pPr>
         <w:spacing w:before="180"/>
@@ -1179,12 +1297,6 @@
         <w:gridCol w:w="9360"/>
       </w:tblGrid>
       <w:tr>
-        <w:tblPrEx>
-          <w:tblCellMar>
-            <w:top w:w="0" w:type="dxa"/>
-            <w:bottom w:w="0" w:type="dxa"/>
-          </w:tblCellMar>
-        </w:tblPrEx>
         <w:tc>
           <w:tcPr>
             <w:tcW w:w="9360" w:type="dxa"/>
@@ -1210,6 +1322,7 @@
                 <w:sz w:val="18"/>
                 <w:szCs w:val="18"/>
               </w:rPr>
+              <w:lastRenderedPageBreak/>
               <w:t>Problem 1 — Part 2</w:t>
             </w:r>
           </w:p>
@@ -1232,9 +1345,6 @@
     <w:p>
       <w:pPr>
         <w:spacing w:before="140"/>
-        <w:rPr>
-          <w:rFonts w:hint="eastAsia"/>
-        </w:rPr>
       </w:pPr>
     </w:p>
     <w:tbl>
@@ -1258,12 +1368,6 @@
         <w:gridCol w:w="9360"/>
       </w:tblGrid>
       <w:tr>
-        <w:tblPrEx>
-          <w:tblCellMar>
-            <w:top w:w="0" w:type="dxa"/>
-            <w:bottom w:w="0" w:type="dxa"/>
-          </w:tblCellMar>
-        </w:tblPrEx>
         <w:tc>
           <w:tcPr>
             <w:tcW w:w="9360" w:type="dxa"/>
@@ -1316,9 +1420,6 @@
     <w:p>
       <w:pPr>
         <w:spacing w:before="80"/>
-        <w:rPr>
-          <w:rFonts w:hint="eastAsia"/>
-        </w:rPr>
       </w:pPr>
     </w:p>
     <w:tbl>
@@ -1342,12 +1443,6 @@
         <w:gridCol w:w="9360"/>
       </w:tblGrid>
       <w:tr>
-        <w:tblPrEx>
-          <w:tblCellMar>
-            <w:top w:w="0" w:type="dxa"/>
-            <w:bottom w:w="0" w:type="dxa"/>
-          </w:tblCellMar>
-        </w:tblPrEx>
         <w:tc>
           <w:tcPr>
             <w:tcW w:w="9360" w:type="dxa"/>
@@ -1370,34 +1465,16 @@
               <w:spacing w:before="40" w:after="40"/>
             </w:pPr>
             <w:r>
-              <w:rPr>
-                <w:rFonts w:eastAsia="Arial"/>
-                <w:i/>
-                <w:iCs/>
-                <w:color w:val="AAAAAA"/>
-                <w:sz w:val="19"/>
-                <w:szCs w:val="19"/>
-              </w:rPr>
-              <w:t>Describe the problem or difficult part here...</w:t>
-            </w:r>
-          </w:p>
-          <w:p>
-            <w:pPr>
-              <w:spacing w:before="240"/>
-            </w:pPr>
-          </w:p>
-          <w:p>
-            <w:pPr>
-              <w:spacing w:before="240"/>
-            </w:pPr>
-          </w:p>
-          <w:p>
-            <w:pPr>
-              <w:spacing w:before="240"/>
-              <w:rPr>
-                <w:rFonts w:hint="eastAsia"/>
-              </w:rPr>
-            </w:pPr>
+              <w:t xml:space="preserve">This was also the application of Activity Selection Problem which recommend us to use the Greedy Algorithm </w:t>
+            </w:r>
+            <w:proofErr w:type="gramStart"/>
+            <w:r>
+              <w:t>and also</w:t>
+            </w:r>
+            <w:proofErr w:type="gramEnd"/>
+            <w:r>
+              <w:t xml:space="preserve"> learned in Algorithm Class.</w:t>
+            </w:r>
           </w:p>
         </w:tc>
       </w:tr>
@@ -1428,12 +1505,6 @@
         <w:gridCol w:w="9360"/>
       </w:tblGrid>
       <w:tr>
-        <w:tblPrEx>
-          <w:tblCellMar>
-            <w:top w:w="0" w:type="dxa"/>
-            <w:bottom w:w="0" w:type="dxa"/>
-          </w:tblCellMar>
-        </w:tblPrEx>
         <w:tc>
           <w:tcPr>
             <w:tcW w:w="9360" w:type="dxa"/>
@@ -1488,9 +1559,6 @@
     <w:p>
       <w:pPr>
         <w:spacing w:before="90"/>
-        <w:rPr>
-          <w:rFonts w:hint="eastAsia"/>
-        </w:rPr>
       </w:pPr>
     </w:p>
     <w:tbl>
@@ -1514,12 +1582,6 @@
         <w:gridCol w:w="9360"/>
       </w:tblGrid>
       <w:tr>
-        <w:tblPrEx>
-          <w:tblCellMar>
-            <w:top w:w="0" w:type="dxa"/>
-            <w:bottom w:w="0" w:type="dxa"/>
-          </w:tblCellMar>
-        </w:tblPrEx>
         <w:tc>
           <w:tcPr>
             <w:tcW w:w="9360" w:type="dxa"/>
@@ -1539,32 +1601,180 @@
           </w:tcPr>
           <w:p>
             <w:pPr>
-              <w:spacing w:before="40" w:after="40"/>
-            </w:pPr>
-            <w:r>
-              <w:rPr>
-                <w:rFonts w:eastAsia="Arial"/>
-                <w:i/>
-                <w:iCs/>
-                <w:color w:val="AAAAAA"/>
-                <w:sz w:val="19"/>
-                <w:szCs w:val="19"/>
-              </w:rPr>
-              <w:t>Describe what changed and how you confirmed that the fix/implementation works correctly...</w:t>
-            </w:r>
-          </w:p>
-          <w:p>
-            <w:pPr>
               <w:spacing w:before="240"/>
             </w:pPr>
+            <w:r>
+              <w:t>The Key point of this implementation is “</w:t>
+            </w:r>
+            <w:proofErr w:type="spellStart"/>
+            <w:r>
+              <w:t>maxNonoverlappingjobs</w:t>
+            </w:r>
+            <w:proofErr w:type="spellEnd"/>
+            <w:r>
+              <w:t>”</w:t>
+            </w:r>
           </w:p>
           <w:p>
             <w:pPr>
               <w:spacing w:before="240"/>
-              <w:rPr>
-                <w:rFonts w:hint="eastAsia"/>
-              </w:rPr>
-            </w:pPr>
+            </w:pPr>
+            <w:r>
+              <w:t xml:space="preserve">I’ve already known that we </w:t>
+            </w:r>
+            <w:proofErr w:type="gramStart"/>
+            <w:r>
+              <w:t>have to</w:t>
+            </w:r>
+            <w:proofErr w:type="gramEnd"/>
+            <w:r>
+              <w:t xml:space="preserve"> greedily choose the from smallest end job to largest, considering not overlapping/</w:t>
+            </w:r>
+          </w:p>
+          <w:p>
+            <w:pPr>
+              <w:spacing w:before="240"/>
+            </w:pPr>
+            <w:r>
+              <w:t xml:space="preserve">So, I first Sort the job array. Because choosing from small to Large requires the array to be sorted already, I use just bubble sort. Basic Sort algorithm though requires O(N^2), looking at the constraints the array list is at most 15 and this short case, other fascinating algorithm is kind of waste </w:t>
+            </w:r>
+            <w:proofErr w:type="gramStart"/>
+            <w:r>
+              <w:t>time</w:t>
+            </w:r>
+            <w:proofErr w:type="gramEnd"/>
+            <w:r>
+              <w:t xml:space="preserve"> and I did not feel to implement quicksort or higher version. </w:t>
+            </w:r>
+          </w:p>
+          <w:p>
+            <w:pPr>
+              <w:spacing w:before="240"/>
+            </w:pPr>
+            <w:r>
+              <w:t xml:space="preserve">Now I got Job array sorted from small to large with respect to end time. Because the machine </w:t>
+            </w:r>
+            <w:r>
+              <w:t>was</w:t>
+            </w:r>
+            <w:r>
+              <w:t xml:space="preserve"> used also in Prob1-1, It needs jobs starting before K to be rejected.</w:t>
+            </w:r>
+            <w:r>
+              <w:t xml:space="preserve"> </w:t>
+            </w:r>
+          </w:p>
+          <w:p>
+            <w:pPr>
+              <w:spacing w:before="240"/>
+            </w:pPr>
+            <w:r>
+              <w:t xml:space="preserve">So, </w:t>
+            </w:r>
+            <w:proofErr w:type="gramStart"/>
+            <w:r>
+              <w:t>Start</w:t>
+            </w:r>
+            <w:proofErr w:type="gramEnd"/>
+            <w:r>
+              <w:t xml:space="preserve"> time would be K named as “</w:t>
+            </w:r>
+            <w:proofErr w:type="spellStart"/>
+            <w:r>
+              <w:t>last_end_time</w:t>
+            </w:r>
+            <w:proofErr w:type="spellEnd"/>
+            <w:proofErr w:type="gramStart"/>
+            <w:r>
+              <w:t>”</w:t>
+            </w:r>
+            <w:proofErr w:type="gramEnd"/>
+            <w:r>
+              <w:t xml:space="preserve"> and this variable will be updated whenever machine meets a job that starts after </w:t>
+            </w:r>
+            <w:proofErr w:type="spellStart"/>
+            <w:r>
+              <w:t>last_end_time</w:t>
+            </w:r>
+            <w:proofErr w:type="spellEnd"/>
+            <w:r>
+              <w:t xml:space="preserve"> with the </w:t>
+            </w:r>
+            <w:proofErr w:type="spellStart"/>
+            <w:r>
+              <w:t>end_time</w:t>
+            </w:r>
+            <w:proofErr w:type="spellEnd"/>
+            <w:r>
+              <w:t xml:space="preserve"> + </w:t>
+            </w:r>
+            <w:proofErr w:type="gramStart"/>
+            <w:r>
+              <w:t>R(</w:t>
+            </w:r>
+            <w:proofErr w:type="gramEnd"/>
+            <w:r>
+              <w:t>rest time)</w:t>
+            </w:r>
+          </w:p>
+          <w:p>
+            <w:pPr>
+              <w:spacing w:before="240"/>
+            </w:pPr>
+            <w:r>
+              <w:t>All process is manually calculated with seed40 and 666 and logics are established on that case</w:t>
+            </w:r>
+          </w:p>
+          <w:p>
+            <w:pPr>
+              <w:spacing w:before="240"/>
+            </w:pPr>
+            <w:r>
+              <w:rPr>
+                <w:noProof/>
+              </w:rPr>
+              <w:drawing>
+                <wp:inline distT="0" distB="0" distL="0" distR="0" wp14:anchorId="2B67D05F" wp14:editId="2E7E7C26">
+                  <wp:extent cx="2132117" cy="1870841"/>
+                  <wp:effectExtent l="0" t="0" r="1905" b="0"/>
+                  <wp:docPr id="1752071313" name="그림 3"/>
+                  <wp:cNvGraphicFramePr>
+                    <a:graphicFrameLocks xmlns:a="http://schemas.openxmlformats.org/drawingml/2006/main" noChangeAspect="1"/>
+                  </wp:cNvGraphicFramePr>
+                  <a:graphic xmlns:a="http://schemas.openxmlformats.org/drawingml/2006/main">
+                    <a:graphicData uri="http://schemas.openxmlformats.org/drawingml/2006/picture">
+                      <pic:pic xmlns:pic="http://schemas.openxmlformats.org/drawingml/2006/picture">
+                        <pic:nvPicPr>
+                          <pic:cNvPr id="1752071313" name="그림 1752071313"/>
+                          <pic:cNvPicPr/>
+                        </pic:nvPicPr>
+                        <pic:blipFill>
+                          <a:blip r:embed="rId10" cstate="print">
+                            <a:extLst>
+                              <a:ext uri="{28A0092B-C50C-407E-A947-70E740481C1C}">
+                                <a14:useLocalDpi xmlns:a14="http://schemas.microsoft.com/office/drawing/2010/main" val="0"/>
+                              </a:ext>
+                            </a:extLst>
+                          </a:blip>
+                          <a:stretch>
+                            <a:fillRect/>
+                          </a:stretch>
+                        </pic:blipFill>
+                        <pic:spPr>
+                          <a:xfrm>
+                            <a:off x="0" y="0"/>
+                            <a:ext cx="2153962" cy="1890009"/>
+                          </a:xfrm>
+                          <a:prstGeom prst="rect">
+                            <a:avLst/>
+                          </a:prstGeom>
+                        </pic:spPr>
+                      </pic:pic>
+                    </a:graphicData>
+                  </a:graphic>
+                </wp:inline>
+              </w:drawing>
+            </w:r>
           </w:p>
         </w:tc>
       </w:tr>
@@ -1595,12 +1805,6 @@
         <w:gridCol w:w="9360"/>
       </w:tblGrid>
       <w:tr>
-        <w:tblPrEx>
-          <w:tblCellMar>
-            <w:top w:w="0" w:type="dxa"/>
-            <w:bottom w:w="0" w:type="dxa"/>
-          </w:tblCellMar>
-        </w:tblPrEx>
         <w:tc>
           <w:tcPr>
             <w:tcW w:w="9360" w:type="dxa"/>
@@ -1635,9 +1839,6 @@
     <w:p>
       <w:pPr>
         <w:spacing w:before="80"/>
-        <w:rPr>
-          <w:rFonts w:hint="eastAsia"/>
-        </w:rPr>
       </w:pPr>
     </w:p>
     <w:tbl>
@@ -1661,12 +1862,6 @@
         <w:gridCol w:w="9360"/>
       </w:tblGrid>
       <w:tr>
-        <w:tblPrEx>
-          <w:tblCellMar>
-            <w:top w:w="0" w:type="dxa"/>
-            <w:bottom w:w="0" w:type="dxa"/>
-          </w:tblCellMar>
-        </w:tblPrEx>
         <w:tc>
           <w:tcPr>
             <w:tcW w:w="9360" w:type="dxa"/>
@@ -1704,23 +1899,19 @@
             <w:pPr>
               <w:spacing w:before="240"/>
             </w:pPr>
+            <w:r>
+              <w:t>Explained in B</w:t>
+            </w:r>
           </w:p>
           <w:p>
             <w:pPr>
               <w:spacing w:before="240"/>
-              <w:rPr>
-                <w:rFonts w:hint="eastAsia"/>
-              </w:rPr>
             </w:pPr>
           </w:p>
         </w:tc>
       </w:tr>
     </w:tbl>
-    <w:p>
-      <w:r>
-        <w:br w:type="page"/>
-      </w:r>
-    </w:p>
+    <w:p/>
     <w:p>
       <w:pPr>
         <w:spacing w:before="180"/>
@@ -1747,12 +1938,6 @@
         <w:gridCol w:w="9360"/>
       </w:tblGrid>
       <w:tr>
-        <w:tblPrEx>
-          <w:tblCellMar>
-            <w:top w:w="0" w:type="dxa"/>
-            <w:bottom w:w="0" w:type="dxa"/>
-          </w:tblCellMar>
-        </w:tblPrEx>
         <w:tc>
           <w:tcPr>
             <w:tcW w:w="9360" w:type="dxa"/>
@@ -1800,9 +1985,6 @@
     <w:p>
       <w:pPr>
         <w:spacing w:before="140"/>
-        <w:rPr>
-          <w:rFonts w:hint="eastAsia"/>
-        </w:rPr>
       </w:pPr>
     </w:p>
     <w:tbl>
@@ -1826,12 +2008,6 @@
         <w:gridCol w:w="9360"/>
       </w:tblGrid>
       <w:tr>
-        <w:tblPrEx>
-          <w:tblCellMar>
-            <w:top w:w="0" w:type="dxa"/>
-            <w:bottom w:w="0" w:type="dxa"/>
-          </w:tblCellMar>
-        </w:tblPrEx>
         <w:tc>
           <w:tcPr>
             <w:tcW w:w="9360" w:type="dxa"/>
@@ -1884,9 +2060,6 @@
     <w:p>
       <w:pPr>
         <w:spacing w:before="80"/>
-        <w:rPr>
-          <w:rFonts w:hint="eastAsia"/>
-        </w:rPr>
       </w:pPr>
     </w:p>
     <w:tbl>
@@ -1910,12 +2083,6 @@
         <w:gridCol w:w="9360"/>
       </w:tblGrid>
       <w:tr>
-        <w:tblPrEx>
-          <w:tblCellMar>
-            <w:top w:w="0" w:type="dxa"/>
-            <w:bottom w:w="0" w:type="dxa"/>
-          </w:tblCellMar>
-        </w:tblPrEx>
         <w:tc>
           <w:tcPr>
             <w:tcW w:w="9360" w:type="dxa"/>
@@ -1935,37 +2102,87 @@
           </w:tcPr>
           <w:p>
             <w:pPr>
-              <w:spacing w:before="40" w:after="40"/>
-            </w:pPr>
-            <w:r>
-              <w:rPr>
-                <w:rFonts w:eastAsia="Arial"/>
-                <w:i/>
-                <w:iCs/>
-                <w:color w:val="AAAAAA"/>
-                <w:sz w:val="19"/>
-                <w:szCs w:val="19"/>
-              </w:rPr>
-              <w:t>Describe the problem or difficult part here...</w:t>
-            </w:r>
-          </w:p>
-          <w:p>
-            <w:pPr>
               <w:spacing w:before="240"/>
             </w:pPr>
+            <w:r>
+              <w:t>First, it was the problem for me how to look at the Matrix.</w:t>
+            </w:r>
           </w:p>
           <w:p>
             <w:pPr>
               <w:spacing w:before="240"/>
             </w:pPr>
+            <w:r>
+              <w:t>To deal with the matrix in a row-wise way, it is a must to combine the One row in one struct, but allocate another row is waste of space and time. Thus, I decided to use “one of the greatest concepts of C or C++, Pointer to point the pointer”, which I will call ~~View.</w:t>
+            </w:r>
           </w:p>
           <w:p>
             <w:pPr>
               <w:spacing w:before="240"/>
-              <w:rPr>
-                <w:rFonts w:hint="eastAsia"/>
-              </w:rPr>
-            </w:pPr>
+            </w:pPr>
+            <w:r>
+              <w:t xml:space="preserve">Second, after implement the </w:t>
+            </w:r>
+            <w:proofErr w:type="spellStart"/>
+            <w:r>
+              <w:t>rowView</w:t>
+            </w:r>
+            <w:proofErr w:type="spellEnd"/>
+            <w:r>
+              <w:t xml:space="preserve">, as usually do, I did make a friend operator for </w:t>
+            </w:r>
+            <w:proofErr w:type="spellStart"/>
+            <w:r>
+              <w:t>rowView</w:t>
+            </w:r>
+            <w:proofErr w:type="spellEnd"/>
+            <w:r>
+              <w:t xml:space="preserve"> struct to deal with the computation more readably.</w:t>
+            </w:r>
+          </w:p>
+          <w:p>
+            <w:pPr>
+              <w:spacing w:before="240"/>
+            </w:pPr>
+            <w:r>
+              <w:t xml:space="preserve">Here, </w:t>
+            </w:r>
+            <w:proofErr w:type="gramStart"/>
+            <w:r>
+              <w:t>Because</w:t>
+            </w:r>
+            <w:proofErr w:type="gramEnd"/>
+            <w:r>
+              <w:t xml:space="preserve"> we were using the </w:t>
+            </w:r>
+            <w:r>
+              <w:t xml:space="preserve">struct that contain the </w:t>
+            </w:r>
+            <w:r>
+              <w:t xml:space="preserve">pointer to point the matrix pointer, </w:t>
+            </w:r>
+            <w:r>
+              <w:t xml:space="preserve">this temporary pointer is not adequate for left type, </w:t>
+            </w:r>
+            <w:proofErr w:type="spellStart"/>
+            <w:r>
+              <w:t>RowView</w:t>
+            </w:r>
+            <w:proofErr w:type="spellEnd"/>
+            <w:r>
+              <w:t xml:space="preserve">&amp;, which results compile error. Finally changed the friend to overloading… </w:t>
+            </w:r>
+          </w:p>
+          <w:p>
+            <w:pPr>
+              <w:spacing w:before="240"/>
+            </w:pPr>
+            <w:r>
+              <w:t xml:space="preserve">Third, I somehow ignore the instruction and doing “my Gaussian Elimination” and reached that the final form of the matrix </w:t>
+            </w:r>
+            <w:r>
+              <w:t>looking like Upper Triangular which made additional computation so, I decided to follow the instruction</w:t>
+            </w:r>
           </w:p>
         </w:tc>
       </w:tr>
@@ -1996,12 +2213,6 @@
         <w:gridCol w:w="9360"/>
       </w:tblGrid>
       <w:tr>
-        <w:tblPrEx>
-          <w:tblCellMar>
-            <w:top w:w="0" w:type="dxa"/>
-            <w:bottom w:w="0" w:type="dxa"/>
-          </w:tblCellMar>
-        </w:tblPrEx>
         <w:tc>
           <w:tcPr>
             <w:tcW w:w="9360" w:type="dxa"/>
@@ -2056,9 +2267,6 @@
     <w:p>
       <w:pPr>
         <w:spacing w:before="90"/>
-        <w:rPr>
-          <w:rFonts w:hint="eastAsia"/>
-        </w:rPr>
       </w:pPr>
     </w:p>
     <w:tbl>
@@ -2082,12 +2290,6 @@
         <w:gridCol w:w="9360"/>
       </w:tblGrid>
       <w:tr>
-        <w:tblPrEx>
-          <w:tblCellMar>
-            <w:top w:w="0" w:type="dxa"/>
-            <w:bottom w:w="0" w:type="dxa"/>
-          </w:tblCellMar>
-        </w:tblPrEx>
         <w:tc>
           <w:tcPr>
             <w:tcW w:w="9360" w:type="dxa"/>
@@ -2107,31 +2309,184 @@
           </w:tcPr>
           <w:p>
             <w:pPr>
-              <w:spacing w:before="40" w:after="40"/>
-            </w:pPr>
-            <w:r>
-              <w:rPr>
-                <w:rFonts w:eastAsia="Arial"/>
-                <w:i/>
-                <w:iCs/>
-                <w:color w:val="AAAAAA"/>
-                <w:sz w:val="19"/>
-                <w:szCs w:val="19"/>
-              </w:rPr>
-              <w:t>Describe what changed and how you confirmed that the fix/implementation works correctly...</w:t>
-            </w:r>
-          </w:p>
-          <w:p>
-            <w:pPr>
               <w:spacing w:before="240"/>
             </w:pPr>
+            <w:r>
+              <w:t xml:space="preserve">All process is carved on my </w:t>
+            </w:r>
+            <w:proofErr w:type="spellStart"/>
+            <w:r>
+              <w:t>github</w:t>
+            </w:r>
+            <w:proofErr w:type="spellEnd"/>
           </w:p>
           <w:p>
             <w:pPr>
               <w:spacing w:before="240"/>
-              <w:rPr>
-                <w:rFonts w:hint="eastAsia"/>
-              </w:rPr>
+            </w:pPr>
+            <w:hyperlink r:id="rId11" w:history="1">
+              <w:r>
+                <w:rPr>
+                  <w:rStyle w:val="a5"/>
+                </w:rPr>
+                <w:t>https://github.com/SongWooYoung/EEP_PJ2</w:t>
+              </w:r>
+            </w:hyperlink>
+          </w:p>
+          <w:p>
+            <w:pPr>
+              <w:spacing w:before="240"/>
+            </w:pPr>
+          </w:p>
+          <w:p>
+            <w:pPr>
+              <w:pStyle w:val="a4"/>
+              <w:numPr>
+                <w:ilvl w:val="0"/>
+                <w:numId w:val="2"/>
+              </w:numPr>
+              <w:spacing w:before="240"/>
+            </w:pPr>
+            <w:r>
+              <w:lastRenderedPageBreak/>
+              <w:t>Make Matrix view that refers to matrix pointer</w:t>
+            </w:r>
+          </w:p>
+          <w:p>
+            <w:pPr>
+              <w:pStyle w:val="a4"/>
+              <w:numPr>
+                <w:ilvl w:val="0"/>
+                <w:numId w:val="2"/>
+              </w:numPr>
+              <w:spacing w:before="240"/>
+            </w:pPr>
+            <w:r>
+              <w:t xml:space="preserve">Make </w:t>
+            </w:r>
+            <w:proofErr w:type="spellStart"/>
+            <w:r>
+              <w:t>RowView</w:t>
+            </w:r>
+            <w:proofErr w:type="spellEnd"/>
+            <w:r>
+              <w:t xml:space="preserve"> that refers to specific row with operator overloading ([,])</w:t>
+            </w:r>
+          </w:p>
+          <w:p>
+            <w:pPr>
+              <w:pStyle w:val="a4"/>
+              <w:numPr>
+                <w:ilvl w:val="0"/>
+                <w:numId w:val="2"/>
+              </w:numPr>
+              <w:spacing w:before="240"/>
+            </w:pPr>
+            <w:proofErr w:type="spellStart"/>
+            <w:r>
+              <w:t>Normailize</w:t>
+            </w:r>
+            <w:proofErr w:type="spellEnd"/>
+            <w:r>
+              <w:t xml:space="preserve"> -&gt; focus one the pivot line and make its line to start with 1</w:t>
+            </w:r>
+          </w:p>
+          <w:p>
+            <w:pPr>
+              <w:pStyle w:val="a4"/>
+              <w:spacing w:before="240"/>
+              <w:ind w:left="800"/>
+            </w:pPr>
+            <w:r>
+              <w:t xml:space="preserve">1 0 -2 7 </w:t>
+            </w:r>
+          </w:p>
+          <w:p>
+            <w:pPr>
+              <w:pStyle w:val="a4"/>
+              <w:spacing w:before="240"/>
+              <w:ind w:left="800"/>
+            </w:pPr>
+            <w:r>
+              <w:t xml:space="preserve">0 1 3 -2 </w:t>
+            </w:r>
+          </w:p>
+          <w:p>
+            <w:pPr>
+              <w:pStyle w:val="a4"/>
+              <w:spacing w:before="240"/>
+              <w:ind w:left="800"/>
+            </w:pPr>
+            <w:r>
+              <w:t>0 0 1 -2</w:t>
+            </w:r>
+          </w:p>
+          <w:p>
+            <w:pPr>
+              <w:pStyle w:val="a4"/>
+              <w:numPr>
+                <w:ilvl w:val="0"/>
+                <w:numId w:val="2"/>
+              </w:numPr>
+              <w:spacing w:before="240"/>
+            </w:pPr>
+            <w:r>
+              <w:t>Delete its upper value from diagonal to zero</w:t>
+            </w:r>
+          </w:p>
+          <w:p>
+            <w:pPr>
+              <w:pStyle w:val="a4"/>
+              <w:spacing w:before="240"/>
+              <w:ind w:left="800"/>
+            </w:pPr>
+            <w:r>
+              <w:t xml:space="preserve">1 0 0 3 </w:t>
+            </w:r>
+          </w:p>
+          <w:p>
+            <w:pPr>
+              <w:pStyle w:val="a4"/>
+              <w:spacing w:before="240"/>
+              <w:ind w:left="800"/>
+            </w:pPr>
+            <w:r>
+              <w:t xml:space="preserve">0 1 0 4 </w:t>
+            </w:r>
+          </w:p>
+          <w:p>
+            <w:pPr>
+              <w:pStyle w:val="a4"/>
+              <w:spacing w:before="240"/>
+              <w:ind w:left="800"/>
+            </w:pPr>
+            <w:r>
+              <w:t>0 0 1 -2</w:t>
+            </w:r>
+          </w:p>
+        </w:tc>
+      </w:tr>
+      <w:tr>
+        <w:tc>
+          <w:tcPr>
+            <w:tcW w:w="9360" w:type="dxa"/>
+            <w:tcBorders>
+              <w:top w:val="single" w:sz="4" w:space="0" w:color="CCCCCC"/>
+              <w:left w:val="single" w:sz="4" w:space="0" w:color="CCCCCC"/>
+              <w:bottom w:val="single" w:sz="4" w:space="0" w:color="CCCCCC"/>
+              <w:right w:val="single" w:sz="4" w:space="0" w:color="CCCCCC"/>
+            </w:tcBorders>
+            <w:shd w:val="clear" w:color="auto" w:fill="FFFFFF"/>
+            <w:tcMar>
+              <w:top w:w="100" w:type="dxa"/>
+              <w:left w:w="180" w:type="dxa"/>
+              <w:bottom w:w="100" w:type="dxa"/>
+              <w:right w:w="180" w:type="dxa"/>
+            </w:tcMar>
+          </w:tcPr>
+          <w:p>
+            <w:pPr>
+              <w:spacing w:before="240"/>
             </w:pPr>
           </w:p>
         </w:tc>
@@ -2163,12 +2518,6 @@
         <w:gridCol w:w="9360"/>
       </w:tblGrid>
       <w:tr>
-        <w:tblPrEx>
-          <w:tblCellMar>
-            <w:top w:w="0" w:type="dxa"/>
-            <w:bottom w:w="0" w:type="dxa"/>
-          </w:tblCellMar>
-        </w:tblPrEx>
         <w:tc>
           <w:tcPr>
             <w:tcW w:w="9360" w:type="dxa"/>
@@ -2203,9 +2552,6 @@
     <w:p>
       <w:pPr>
         <w:spacing w:before="80"/>
-        <w:rPr>
-          <w:rFonts w:hint="eastAsia"/>
-        </w:rPr>
       </w:pPr>
     </w:p>
     <w:tbl>
@@ -2229,12 +2575,6 @@
         <w:gridCol w:w="9360"/>
       </w:tblGrid>
       <w:tr>
-        <w:tblPrEx>
-          <w:tblCellMar>
-            <w:top w:w="0" w:type="dxa"/>
-            <w:bottom w:w="0" w:type="dxa"/>
-          </w:tblCellMar>
-        </w:tblPrEx>
         <w:tc>
           <w:tcPr>
             <w:tcW w:w="9360" w:type="dxa"/>
@@ -2272,23 +2612,119 @@
             <w:pPr>
               <w:spacing w:before="240"/>
             </w:pPr>
+            <w:r>
+              <w:rPr>
+                <w:noProof/>
+              </w:rPr>
+              <w:drawing>
+                <wp:inline distT="0" distB="0" distL="0" distR="0" wp14:anchorId="4FB8883E" wp14:editId="2907E239">
+                  <wp:extent cx="1703974" cy="1776248"/>
+                  <wp:effectExtent l="0" t="0" r="0" b="1905"/>
+                  <wp:docPr id="196928618" name="그림 4" descr="텍스트, 스크린샷이(가) 표시된 사진&#10;&#10;AI 생성 콘텐츠는 정확하지 않을 수 있습니다."/>
+                  <wp:cNvGraphicFramePr>
+                    <a:graphicFrameLocks xmlns:a="http://schemas.openxmlformats.org/drawingml/2006/main" noChangeAspect="1"/>
+                  </wp:cNvGraphicFramePr>
+                  <a:graphic xmlns:a="http://schemas.openxmlformats.org/drawingml/2006/main">
+                    <a:graphicData uri="http://schemas.openxmlformats.org/drawingml/2006/picture">
+                      <pic:pic xmlns:pic="http://schemas.openxmlformats.org/drawingml/2006/picture">
+                        <pic:nvPicPr>
+                          <pic:cNvPr id="196928618" name="그림 4" descr="텍스트, 스크린샷이(가) 표시된 사진&#10;&#10;AI 생성 콘텐츠는 정확하지 않을 수 있습니다."/>
+                          <pic:cNvPicPr/>
+                        </pic:nvPicPr>
+                        <pic:blipFill>
+                          <a:blip r:embed="rId12" cstate="print">
+                            <a:extLst>
+                              <a:ext uri="{28A0092B-C50C-407E-A947-70E740481C1C}">
+                                <a14:useLocalDpi xmlns:a14="http://schemas.microsoft.com/office/drawing/2010/main" val="0"/>
+                              </a:ext>
+                            </a:extLst>
+                          </a:blip>
+                          <a:stretch>
+                            <a:fillRect/>
+                          </a:stretch>
+                        </pic:blipFill>
+                        <pic:spPr>
+                          <a:xfrm>
+                            <a:off x="0" y="0"/>
+                            <a:ext cx="1729079" cy="1802418"/>
+                          </a:xfrm>
+                          <a:prstGeom prst="rect">
+                            <a:avLst/>
+                          </a:prstGeom>
+                        </pic:spPr>
+                      </pic:pic>
+                    </a:graphicData>
+                  </a:graphic>
+                </wp:inline>
+              </w:drawing>
+            </w:r>
+            <w:r>
+              <w:rPr>
+                <w:noProof/>
+              </w:rPr>
+              <w:drawing>
+                <wp:inline distT="0" distB="0" distL="0" distR="0" wp14:anchorId="1003E087" wp14:editId="4F3B17AB">
+                  <wp:extent cx="2257212" cy="1513489"/>
+                  <wp:effectExtent l="0" t="0" r="3810" b="0"/>
+                  <wp:docPr id="689823636" name="그림 5" descr="텍스트, 스크린샷, 폰트이(가) 표시된 사진&#10;&#10;AI 생성 콘텐츠는 정확하지 않을 수 있습니다."/>
+                  <wp:cNvGraphicFramePr>
+                    <a:graphicFrameLocks xmlns:a="http://schemas.openxmlformats.org/drawingml/2006/main" noChangeAspect="1"/>
+                  </wp:cNvGraphicFramePr>
+                  <a:graphic xmlns:a="http://schemas.openxmlformats.org/drawingml/2006/main">
+                    <a:graphicData uri="http://schemas.openxmlformats.org/drawingml/2006/picture">
+                      <pic:pic xmlns:pic="http://schemas.openxmlformats.org/drawingml/2006/picture">
+                        <pic:nvPicPr>
+                          <pic:cNvPr id="689823636" name="그림 5" descr="텍스트, 스크린샷, 폰트이(가) 표시된 사진&#10;&#10;AI 생성 콘텐츠는 정확하지 않을 수 있습니다."/>
+                          <pic:cNvPicPr/>
+                        </pic:nvPicPr>
+                        <pic:blipFill>
+                          <a:blip r:embed="rId13" cstate="print">
+                            <a:extLst>
+                              <a:ext uri="{28A0092B-C50C-407E-A947-70E740481C1C}">
+                                <a14:useLocalDpi xmlns:a14="http://schemas.microsoft.com/office/drawing/2010/main" val="0"/>
+                              </a:ext>
+                            </a:extLst>
+                          </a:blip>
+                          <a:stretch>
+                            <a:fillRect/>
+                          </a:stretch>
+                        </pic:blipFill>
+                        <pic:spPr>
+                          <a:xfrm>
+                            <a:off x="0" y="0"/>
+                            <a:ext cx="2294665" cy="1538602"/>
+                          </a:xfrm>
+                          <a:prstGeom prst="rect">
+                            <a:avLst/>
+                          </a:prstGeom>
+                        </pic:spPr>
+                      </pic:pic>
+                    </a:graphicData>
+                  </a:graphic>
+                </wp:inline>
+              </w:drawing>
+            </w:r>
           </w:p>
           <w:p>
             <w:pPr>
               <w:spacing w:before="240"/>
-              <w:rPr>
-                <w:rFonts w:hint="eastAsia"/>
-              </w:rPr>
-            </w:pPr>
+            </w:pPr>
+            <w:r>
+              <w:t xml:space="preserve">All things are </w:t>
+            </w:r>
+            <w:proofErr w:type="spellStart"/>
+            <w:r>
+              <w:t>speicified</w:t>
+            </w:r>
+            <w:proofErr w:type="spellEnd"/>
+            <w:r>
+              <w:t xml:space="preserve"> in A, B</w:t>
+            </w:r>
           </w:p>
         </w:tc>
       </w:tr>
     </w:tbl>
-    <w:p>
-      <w:r>
-        <w:br w:type="page"/>
-      </w:r>
-    </w:p>
+    <w:p/>
     <w:p>
       <w:pPr>
         <w:spacing w:before="180"/>
@@ -2315,12 +2751,6 @@
         <w:gridCol w:w="9360"/>
       </w:tblGrid>
       <w:tr>
-        <w:tblPrEx>
-          <w:tblCellMar>
-            <w:top w:w="0" w:type="dxa"/>
-            <w:bottom w:w="0" w:type="dxa"/>
-          </w:tblCellMar>
-        </w:tblPrEx>
         <w:tc>
           <w:tcPr>
             <w:tcW w:w="9360" w:type="dxa"/>
@@ -2368,9 +2798,6 @@
     <w:p>
       <w:pPr>
         <w:spacing w:before="180"/>
-        <w:rPr>
-          <w:rFonts w:hint="eastAsia"/>
-        </w:rPr>
       </w:pPr>
     </w:p>
     <w:tbl>
@@ -2394,12 +2821,6 @@
         <w:gridCol w:w="9360"/>
       </w:tblGrid>
       <w:tr>
-        <w:tblPrEx>
-          <w:tblCellMar>
-            <w:top w:w="0" w:type="dxa"/>
-            <w:bottom w:w="0" w:type="dxa"/>
-          </w:tblCellMar>
-        </w:tblPrEx>
         <w:tc>
           <w:tcPr>
             <w:tcW w:w="9360" w:type="dxa"/>
@@ -2445,27 +2866,7 @@
                 <w:bCs/>
                 <w:color w:val="1F3864"/>
               </w:rPr>
-              <w:t xml:space="preserve">seed = </w:t>
-            </w:r>
-            <w:proofErr w:type="gramStart"/>
-            <w:r>
-              <w:rPr>
-                <w:rFonts w:eastAsia="Arial"/>
-                <w:b/>
-                <w:bCs/>
-                <w:color w:val="1F3864"/>
-              </w:rPr>
-              <w:t xml:space="preserve">666)   —  </w:t>
-            </w:r>
-            <w:proofErr w:type="gramEnd"/>
-            <w:r>
-              <w:rPr>
-                <w:rFonts w:eastAsia="Arial"/>
-                <w:b/>
-                <w:bCs/>
-                <w:color w:val="1F3864"/>
-              </w:rPr>
-              <w:t xml:space="preserve"> Part 2: Machine Job Scheduler</w:t>
+              <w:t>seed = 666)   —   Part 2: Machine Job Scheduler</w:t>
             </w:r>
           </w:p>
         </w:tc>
@@ -2497,12 +2898,6 @@
         <w:gridCol w:w="9360"/>
       </w:tblGrid>
       <w:tr>
-        <w:tblPrEx>
-          <w:tblCellMar>
-            <w:top w:w="0" w:type="dxa"/>
-            <w:bottom w:w="0" w:type="dxa"/>
-          </w:tblCellMar>
-        </w:tblPrEx>
         <w:tc>
           <w:tcPr>
             <w:tcW w:w="9360" w:type="dxa"/>
@@ -2605,12 +3000,6 @@
         <w:gridCol w:w="6560"/>
       </w:tblGrid>
       <w:tr>
-        <w:tblPrEx>
-          <w:tblCellMar>
-            <w:top w:w="0" w:type="dxa"/>
-            <w:bottom w:w="0" w:type="dxa"/>
-          </w:tblCellMar>
-        </w:tblPrEx>
         <w:tc>
           <w:tcPr>
             <w:tcW w:w="2800" w:type="dxa"/>
@@ -2677,16 +3066,13 @@
             <w:pPr>
               <w:spacing w:before="200"/>
             </w:pPr>
+            <w:r>
+              <w:t>35</w:t>
+            </w:r>
           </w:p>
         </w:tc>
       </w:tr>
       <w:tr>
-        <w:tblPrEx>
-          <w:tblCellMar>
-            <w:top w:w="0" w:type="dxa"/>
-            <w:bottom w:w="0" w:type="dxa"/>
-          </w:tblCellMar>
-        </w:tblPrEx>
         <w:tc>
           <w:tcPr>
             <w:tcW w:w="2800" w:type="dxa"/>
@@ -2753,16 +3139,13 @@
             <w:pPr>
               <w:spacing w:before="200"/>
             </w:pPr>
+            <w:r>
+              <w:t>1</w:t>
+            </w:r>
           </w:p>
         </w:tc>
       </w:tr>
       <w:tr>
-        <w:tblPrEx>
-          <w:tblCellMar>
-            <w:top w:w="0" w:type="dxa"/>
-            <w:bottom w:w="0" w:type="dxa"/>
-          </w:tblCellMar>
-        </w:tblPrEx>
         <w:tc>
           <w:tcPr>
             <w:tcW w:w="2800" w:type="dxa"/>
@@ -2813,7 +3196,6 @@
             </w:tcMar>
           </w:tcPr>
           <w:p>
-            <w:proofErr w:type="gramStart"/>
             <w:r>
               <w:rPr>
                 <w:rFonts w:eastAsia="Arial"/>
@@ -2823,35 +3205,20 @@
                 <w:sz w:val="19"/>
                 <w:szCs w:val="19"/>
               </w:rPr>
-              <w:t>List</w:t>
-            </w:r>
-            <w:proofErr w:type="gramEnd"/>
-            <w:r>
-              <w:rPr>
-                <w:rFonts w:eastAsia="Arial"/>
-                <w:i/>
-                <w:iCs/>
-                <w:color w:val="BBBBBB"/>
-                <w:sz w:val="19"/>
-                <w:szCs w:val="19"/>
-              </w:rPr>
-              <w:t xml:space="preserve"> all jobs selected for the optimal solution</w:t>
+              <w:t>List all jobs selected for the optimal solution</w:t>
             </w:r>
           </w:p>
           <w:p>
             <w:pPr>
               <w:spacing w:before="200"/>
             </w:pPr>
+            <w:r>
+              <w:t>6, 1, 3</w:t>
+            </w:r>
           </w:p>
         </w:tc>
       </w:tr>
       <w:tr>
-        <w:tblPrEx>
-          <w:tblCellMar>
-            <w:top w:w="0" w:type="dxa"/>
-            <w:bottom w:w="0" w:type="dxa"/>
-          </w:tblCellMar>
-        </w:tblPrEx>
         <w:tc>
           <w:tcPr>
             <w:tcW w:w="2800" w:type="dxa"/>
@@ -2902,11 +3269,6 @@
             </w:tcMar>
           </w:tcPr>
           <w:p>
-            <w:pPr>
-              <w:rPr>
-                <w:rFonts w:hint="eastAsia"/>
-              </w:rPr>
-            </w:pPr>
             <w:r>
               <w:rPr>
                 <w:rFonts w:eastAsia="Arial"/>
@@ -2923,6 +3285,25 @@
             <w:pPr>
               <w:spacing w:before="200"/>
             </w:pPr>
+            <w:r>
+              <w:t xml:space="preserve">Greedy Algorithm (after </w:t>
+            </w:r>
+            <w:proofErr w:type="spellStart"/>
+            <w:r>
+              <w:t>Sotring</w:t>
+            </w:r>
+            <w:proofErr w:type="spellEnd"/>
+            <w:r>
+              <w:t xml:space="preserve"> with respect to end time in </w:t>
+            </w:r>
+            <w:proofErr w:type="spellStart"/>
+            <w:r>
+              <w:t>asceding</w:t>
+            </w:r>
+            <w:proofErr w:type="spellEnd"/>
+            <w:r>
+              <w:t xml:space="preserve"> order)</w:t>
+            </w:r>
           </w:p>
         </w:tc>
       </w:tr>
@@ -2958,12 +3339,6 @@
         <w:gridCol w:w="9360"/>
       </w:tblGrid>
       <w:tr>
-        <w:tblPrEx>
-          <w:tblCellMar>
-            <w:top w:w="0" w:type="dxa"/>
-            <w:bottom w:w="0" w:type="dxa"/>
-          </w:tblCellMar>
-        </w:tblPrEx>
         <w:tc>
           <w:tcPr>
             <w:tcW w:w="9360" w:type="dxa"/>
@@ -3022,7 +3397,7 @@
     </w:p>
     <w:tbl>
       <w:tblPr>
-        <w:tblW w:w="9360" w:type="dxa"/>
+        <w:tblW w:w="9392" w:type="dxa"/>
         <w:tblBorders>
           <w:top w:val="single" w:sz="4" w:space="0" w:color="auto"/>
           <w:left w:val="single" w:sz="4" w:space="0" w:color="auto"/>
@@ -3038,19 +3413,16 @@
         <w:tblLook w:val="04A0" w:firstRow="1" w:lastRow="0" w:firstColumn="1" w:lastColumn="0" w:noHBand="0" w:noVBand="1"/>
       </w:tblPr>
       <w:tblGrid>
-        <w:gridCol w:w="2800"/>
-        <w:gridCol w:w="6560"/>
+        <w:gridCol w:w="2809"/>
+        <w:gridCol w:w="6583"/>
       </w:tblGrid>
       <w:tr>
-        <w:tblPrEx>
-          <w:tblCellMar>
-            <w:top w:w="0" w:type="dxa"/>
-            <w:bottom w:w="0" w:type="dxa"/>
-          </w:tblCellMar>
-        </w:tblPrEx>
+        <w:trPr>
+          <w:trHeight w:val="473"/>
+        </w:trPr>
         <w:tc>
           <w:tcPr>
-            <w:tcW w:w="2800" w:type="dxa"/>
+            <w:tcW w:w="2809" w:type="dxa"/>
             <w:tcBorders>
               <w:top w:val="single" w:sz="4" w:space="0" w:color="CCCCCC"/>
               <w:left w:val="single" w:sz="4" w:space="0" w:color="CCCCCC"/>
@@ -3067,11 +3439,6 @@
             <w:vAlign w:val="center"/>
           </w:tcPr>
           <w:p>
-            <w:pPr>
-              <w:rPr>
-                <w:rFonts w:hint="eastAsia"/>
-              </w:rPr>
-            </w:pPr>
             <w:r>
               <w:rPr>
                 <w:rFonts w:eastAsia="Arial"/>
@@ -3098,7 +3465,7 @@
         </w:tc>
         <w:tc>
           <w:tcPr>
-            <w:tcW w:w="6560" w:type="dxa"/>
+            <w:tcW w:w="6583" w:type="dxa"/>
             <w:tcBorders>
               <w:top w:val="single" w:sz="4" w:space="0" w:color="CCCCCC"/>
               <w:left w:val="single" w:sz="4" w:space="0" w:color="CCCCCC"/>
@@ -3130,19 +3497,62 @@
             <w:pPr>
               <w:spacing w:before="200"/>
             </w:pPr>
+            <w:r>
+              <w:rPr>
+                <w:noProof/>
+              </w:rPr>
+              <w:drawing>
+                <wp:inline distT="0" distB="0" distL="0" distR="0" wp14:anchorId="352D819A" wp14:editId="37D05AE0">
+                  <wp:extent cx="2039752" cy="1692166"/>
+                  <wp:effectExtent l="0" t="0" r="5080" b="0"/>
+                  <wp:docPr id="260200942" name="그림 6"/>
+                  <wp:cNvGraphicFramePr>
+                    <a:graphicFrameLocks xmlns:a="http://schemas.openxmlformats.org/drawingml/2006/main" noChangeAspect="1"/>
+                  </wp:cNvGraphicFramePr>
+                  <a:graphic xmlns:a="http://schemas.openxmlformats.org/drawingml/2006/main">
+                    <a:graphicData uri="http://schemas.openxmlformats.org/drawingml/2006/picture">
+                      <pic:pic xmlns:pic="http://schemas.openxmlformats.org/drawingml/2006/picture">
+                        <pic:nvPicPr>
+                          <pic:cNvPr id="260200942" name="그림 260200942"/>
+                          <pic:cNvPicPr/>
+                        </pic:nvPicPr>
+                        <pic:blipFill>
+                          <a:blip r:embed="rId14" cstate="print">
+                            <a:extLst>
+                              <a:ext uri="{28A0092B-C50C-407E-A947-70E740481C1C}">
+                                <a14:useLocalDpi xmlns:a14="http://schemas.microsoft.com/office/drawing/2010/main" val="0"/>
+                              </a:ext>
+                            </a:extLst>
+                          </a:blip>
+                          <a:stretch>
+                            <a:fillRect/>
+                          </a:stretch>
+                        </pic:blipFill>
+                        <pic:spPr>
+                          <a:xfrm>
+                            <a:off x="0" y="0"/>
+                            <a:ext cx="2080869" cy="1726277"/>
+                          </a:xfrm>
+                          <a:prstGeom prst="rect">
+                            <a:avLst/>
+                          </a:prstGeom>
+                        </pic:spPr>
+                      </pic:pic>
+                    </a:graphicData>
+                  </a:graphic>
+                </wp:inline>
+              </w:drawing>
+            </w:r>
           </w:p>
         </w:tc>
       </w:tr>
       <w:tr>
-        <w:tblPrEx>
-          <w:tblCellMar>
-            <w:top w:w="0" w:type="dxa"/>
-            <w:bottom w:w="0" w:type="dxa"/>
-          </w:tblCellMar>
-        </w:tblPrEx>
+        <w:trPr>
+          <w:trHeight w:val="676"/>
+        </w:trPr>
         <w:tc>
           <w:tcPr>
-            <w:tcW w:w="2800" w:type="dxa"/>
+            <w:tcW w:w="2809" w:type="dxa"/>
             <w:tcBorders>
               <w:top w:val="single" w:sz="4" w:space="0" w:color="CCCCCC"/>
               <w:left w:val="single" w:sz="4" w:space="0" w:color="CCCCCC"/>
@@ -3161,7 +3571,6 @@
           <w:p>
             <w:pPr>
               <w:rPr>
-                <w:rFonts w:hint="eastAsia"/>
                 <w:b/>
                 <w:bCs/>
                 <w:color w:val="1F3864"/>
@@ -3195,7 +3604,7 @@
         </w:tc>
         <w:tc>
           <w:tcPr>
-            <w:tcW w:w="6560" w:type="dxa"/>
+            <w:tcW w:w="6583" w:type="dxa"/>
             <w:tcBorders>
               <w:top w:val="single" w:sz="4" w:space="0" w:color="CCCCCC"/>
               <w:left w:val="single" w:sz="4" w:space="0" w:color="CCCCCC"/>
@@ -3212,44 +3621,169 @@
           </w:tcPr>
           <w:p>
             <w:pPr>
-              <w:rPr>
-                <w:rFonts w:hint="eastAsia"/>
-              </w:rPr>
-            </w:pPr>
-            <w:r>
-              <w:rPr>
-                <w:rFonts w:eastAsia="Arial"/>
-                <w:i/>
-                <w:iCs/>
-                <w:color w:val="AAAAAA"/>
+              <w:pStyle w:val="a4"/>
+              <w:numPr>
+                <w:ilvl w:val="0"/>
+                <w:numId w:val="5"/>
+              </w:numPr>
+              <w:rPr>
+                <w:rFonts w:eastAsia="Arial"/>
+                <w:color w:val="000000" w:themeColor="text1"/>
                 <w:sz w:val="19"/>
                 <w:szCs w:val="19"/>
               </w:rPr>
-              <w:t>Explain the logical process</w:t>
-            </w:r>
-          </w:p>
-          <w:p>
-            <w:pPr>
-              <w:spacing w:before="200"/>
-            </w:pPr>
+            </w:pPr>
+            <w:r>
+              <w:rPr>
+                <w:rFonts w:eastAsia="Arial"/>
+                <w:color w:val="000000" w:themeColor="text1"/>
+                <w:sz w:val="19"/>
+                <w:szCs w:val="19"/>
+              </w:rPr>
+              <w:t>Get n-</w:t>
+            </w:r>
+            <w:proofErr w:type="spellStart"/>
+            <w:r>
+              <w:rPr>
+                <w:rFonts w:eastAsia="Arial"/>
+                <w:color w:val="000000" w:themeColor="text1"/>
+                <w:sz w:val="19"/>
+                <w:szCs w:val="19"/>
+              </w:rPr>
+              <w:t>th</w:t>
+            </w:r>
+            <w:proofErr w:type="spellEnd"/>
+            <w:r>
+              <w:rPr>
+                <w:rFonts w:eastAsia="Arial"/>
+                <w:color w:val="000000" w:themeColor="text1"/>
+                <w:sz w:val="19"/>
+                <w:szCs w:val="19"/>
+              </w:rPr>
+              <w:t xml:space="preserve"> Row</w:t>
+            </w:r>
+          </w:p>
+          <w:p>
+            <w:pPr>
+              <w:pStyle w:val="a4"/>
+              <w:numPr>
+                <w:ilvl w:val="0"/>
+                <w:numId w:val="5"/>
+              </w:numPr>
+              <w:rPr>
+                <w:rFonts w:eastAsia="Arial"/>
+                <w:color w:val="000000" w:themeColor="text1"/>
+                <w:sz w:val="19"/>
+                <w:szCs w:val="19"/>
+              </w:rPr>
+            </w:pPr>
+            <w:proofErr w:type="gramStart"/>
+            <w:r>
+              <w:rPr>
+                <w:rFonts w:eastAsia="Arial"/>
+                <w:color w:val="000000" w:themeColor="text1"/>
+                <w:sz w:val="19"/>
+                <w:szCs w:val="19"/>
+              </w:rPr>
+              <w:t>Norm :</w:t>
+            </w:r>
+            <w:proofErr w:type="gramEnd"/>
+            <w:r>
+              <w:rPr>
+                <w:rFonts w:eastAsia="Arial"/>
+                <w:color w:val="000000" w:themeColor="text1"/>
+                <w:sz w:val="19"/>
+                <w:szCs w:val="19"/>
+              </w:rPr>
+              <w:t xml:space="preserve"> converts diagonal value to 1</w:t>
+            </w:r>
+          </w:p>
+          <w:p>
+            <w:pPr>
+              <w:pStyle w:val="a4"/>
+              <w:numPr>
+                <w:ilvl w:val="0"/>
+                <w:numId w:val="5"/>
+              </w:numPr>
+              <w:rPr>
+                <w:rFonts w:eastAsia="Arial"/>
+                <w:color w:val="000000" w:themeColor="text1"/>
+                <w:sz w:val="19"/>
+                <w:szCs w:val="19"/>
+              </w:rPr>
+            </w:pPr>
+            <w:proofErr w:type="gramStart"/>
+            <w:r>
+              <w:rPr>
+                <w:rFonts w:eastAsia="Arial"/>
+                <w:color w:val="000000" w:themeColor="text1"/>
+                <w:sz w:val="19"/>
+                <w:szCs w:val="19"/>
+              </w:rPr>
+              <w:t>Eliminate :</w:t>
+            </w:r>
+            <w:proofErr w:type="gramEnd"/>
+            <w:r>
+              <w:rPr>
+                <w:rFonts w:eastAsia="Arial"/>
+                <w:color w:val="000000" w:themeColor="text1"/>
+                <w:sz w:val="19"/>
+                <w:szCs w:val="19"/>
+              </w:rPr>
+              <w:t xml:space="preserve"> </w:t>
+            </w:r>
+            <w:proofErr w:type="spellStart"/>
+            <w:r>
+              <w:rPr>
+                <w:rFonts w:eastAsia="Arial"/>
+                <w:color w:val="000000" w:themeColor="text1"/>
+                <w:sz w:val="19"/>
+                <w:szCs w:val="19"/>
+              </w:rPr>
+              <w:t>Row_t</w:t>
+            </w:r>
+            <w:proofErr w:type="spellEnd"/>
+            <w:r>
+              <w:rPr>
+                <w:rFonts w:eastAsia="Arial"/>
+                <w:color w:val="000000" w:themeColor="text1"/>
+                <w:sz w:val="19"/>
+                <w:szCs w:val="19"/>
+              </w:rPr>
+              <w:t xml:space="preserve"> -= </w:t>
+            </w:r>
+            <w:proofErr w:type="spellStart"/>
+            <w:r>
+              <w:rPr>
+                <w:rFonts w:eastAsia="Arial"/>
+                <w:color w:val="000000" w:themeColor="text1"/>
+                <w:sz w:val="19"/>
+                <w:szCs w:val="19"/>
+              </w:rPr>
+              <w:t>Row_pivot</w:t>
+            </w:r>
+            <w:proofErr w:type="spellEnd"/>
+            <w:r>
+              <w:rPr>
+                <w:rFonts w:eastAsia="Arial"/>
+                <w:color w:val="000000" w:themeColor="text1"/>
+                <w:sz w:val="19"/>
+                <w:szCs w:val="19"/>
+              </w:rPr>
+              <w:t xml:space="preserve"> * factor</w:t>
+            </w:r>
           </w:p>
         </w:tc>
       </w:tr>
     </w:tbl>
-    <w:p>
-      <w:pPr>
-        <w:rPr>
-          <w:rFonts w:hint="eastAsia"/>
-        </w:rPr>
-      </w:pPr>
-    </w:p>
+    <w:p/>
     <w:sectPr>
-      <w:headerReference w:type="even" r:id="rId7"/>
-      <w:headerReference w:type="default" r:id="rId8"/>
-      <w:footerReference w:type="even" r:id="rId9"/>
-      <w:footerReference w:type="default" r:id="rId10"/>
-      <w:headerReference w:type="first" r:id="rId11"/>
-      <w:footerReference w:type="first" r:id="rId12"/>
+      <w:headerReference w:type="even" r:id="rId15"/>
+      <w:headerReference w:type="default" r:id="rId16"/>
+      <w:footerReference w:type="even" r:id="rId17"/>
+      <w:footerReference w:type="default" r:id="rId18"/>
+      <w:headerReference w:type="first" r:id="rId19"/>
+      <w:footerReference w:type="first" r:id="rId20"/>
       <w:pgSz w:w="12240" w:h="15840"/>
       <w:pgMar w:top="1440" w:right="1440" w:bottom="1440" w:left="1440" w:header="708" w:footer="708" w:gutter="0"/>
       <w:cols w:space="720"/>
@@ -3500,6 +4034,184 @@
 <file path=word/numbering.xml><?xml version="1.0" encoding="utf-8"?>
 <w:numbering xmlns:wpc="http://schemas.microsoft.com/office/word/2010/wordprocessingCanvas" xmlns:cx="http://schemas.microsoft.com/office/drawing/2014/chartex" xmlns:cx1="http://schemas.microsoft.com/office/drawing/2015/9/8/chartex" xmlns:cx2="http://schemas.microsoft.com/office/drawing/2015/10/21/chartex" xmlns:cx3="http://schemas.microsoft.com/office/drawing/2016/5/9/chartex" xmlns:cx4="http://schemas.microsoft.com/office/drawing/2016/5/10/chartex" xmlns:cx5="http://schemas.microsoft.com/office/drawing/2016/5/11/chartex" xmlns:cx6="http://schemas.microsoft.com/office/drawing/2016/5/12/chartex" xmlns:cx7="http://schemas.microsoft.com/office/drawing/2016/5/13/chartex" xmlns:cx8="http://schemas.microsoft.com/office/drawing/2016/5/14/chartex" xmlns:mc="http://schemas.openxmlformats.org/markup-compatibility/2006" xmlns:aink="http://schemas.microsoft.com/office/drawing/2016/ink" xmlns:am3d="http://schemas.microsoft.com/office/drawing/2017/model3d" xmlns:o="urn:schemas-microsoft-com:office:office" xmlns:oel="http://schemas.microsoft.com/office/2019/extlst" xmlns:r="http://schemas.openxmlformats.org/officeDocument/2006/relationships" xmlns:m="http://schemas.openxmlformats.org/officeDocument/2006/math" xmlns:v="urn:schemas-microsoft-com:vml" xmlns:wp14="http://schemas.microsoft.com/office/word/2010/wordprocessingDrawing" xmlns:wp="http://schemas.openxmlformats.org/drawingml/2006/wordprocessingDrawing" xmlns:w10="urn:schemas-microsoft-com:office:word" xmlns:w="http://schemas.openxmlformats.org/wordprocessingml/2006/main" xmlns:w14="http://schemas.microsoft.com/office/word/2010/wordml" xmlns:w15="http://schemas.microsoft.com/office/word/2012/wordml" xmlns:w16cex="http://schemas.microsoft.com/office/word/2018/wordml/cex" xmlns:w16cid="http://schemas.microsoft.com/office/word/2016/wordml/cid" xmlns:w16="http://schemas.microsoft.com/office/word/2018/wordml" xmlns:w16du="http://schemas.microsoft.com/office/word/2023/wordml/word16du" xmlns:w16sdtdh="http://schemas.microsoft.com/office/word/2020/wordml/sdtdatahash" xmlns:w16sdtfl="http://schemas.microsoft.com/office/word/2024/wordml/sdtformatlock" xmlns:w16se="http://schemas.microsoft.com/office/word/2015/wordml/symex" xmlns:wpg="http://schemas.microsoft.com/office/word/2010/wordprocessingGroup" xmlns:wpi="http://schemas.microsoft.com/office/word/2010/wordprocessingInk" xmlns:wne="http://schemas.microsoft.com/office/word/2006/wordml" xmlns:wps="http://schemas.microsoft.com/office/word/2010/wordprocessingShape" mc:Ignorable="w14 w15 w16se w16cid w16 w16cex w16sdtdh w16sdtfl w16du wp14">
   <w:abstractNum w:abstractNumId="0" w15:restartNumberingAfterBreak="0">
+    <w:nsid w:val="06AB015E"/>
+    <w:multiLevelType w:val="hybridMultilevel"/>
+    <w:tmpl w:val="7DD2665E"/>
+    <w:lvl w:ilvl="0" w:tplc="153A967C">
+      <w:start w:val="1"/>
+      <w:numFmt w:val="decimal"/>
+      <w:lvlText w:val="%1."/>
+      <w:lvlJc w:val="left"/>
+      <w:pPr>
+        <w:ind w:left="800" w:hanging="360"/>
+      </w:pPr>
+      <w:rPr>
+        <w:rFonts w:hint="default"/>
+      </w:rPr>
+    </w:lvl>
+    <w:lvl w:ilvl="1" w:tplc="04090019" w:tentative="1">
+      <w:start w:val="1"/>
+      <w:numFmt w:val="upperLetter"/>
+      <w:lvlText w:val="%2."/>
+      <w:lvlJc w:val="left"/>
+      <w:pPr>
+        <w:ind w:left="1320" w:hanging="440"/>
+      </w:pPr>
+    </w:lvl>
+    <w:lvl w:ilvl="2" w:tplc="0409001B" w:tentative="1">
+      <w:start w:val="1"/>
+      <w:numFmt w:val="lowerRoman"/>
+      <w:lvlText w:val="%3."/>
+      <w:lvlJc w:val="right"/>
+      <w:pPr>
+        <w:ind w:left="1760" w:hanging="440"/>
+      </w:pPr>
+    </w:lvl>
+    <w:lvl w:ilvl="3" w:tplc="0409000F" w:tentative="1">
+      <w:start w:val="1"/>
+      <w:numFmt w:val="decimal"/>
+      <w:lvlText w:val="%4."/>
+      <w:lvlJc w:val="left"/>
+      <w:pPr>
+        <w:ind w:left="2200" w:hanging="440"/>
+      </w:pPr>
+    </w:lvl>
+    <w:lvl w:ilvl="4" w:tplc="04090019" w:tentative="1">
+      <w:start w:val="1"/>
+      <w:numFmt w:val="upperLetter"/>
+      <w:lvlText w:val="%5."/>
+      <w:lvlJc w:val="left"/>
+      <w:pPr>
+        <w:ind w:left="2640" w:hanging="440"/>
+      </w:pPr>
+    </w:lvl>
+    <w:lvl w:ilvl="5" w:tplc="0409001B" w:tentative="1">
+      <w:start w:val="1"/>
+      <w:numFmt w:val="lowerRoman"/>
+      <w:lvlText w:val="%6."/>
+      <w:lvlJc w:val="right"/>
+      <w:pPr>
+        <w:ind w:left="3080" w:hanging="440"/>
+      </w:pPr>
+    </w:lvl>
+    <w:lvl w:ilvl="6" w:tplc="0409000F" w:tentative="1">
+      <w:start w:val="1"/>
+      <w:numFmt w:val="decimal"/>
+      <w:lvlText w:val="%7."/>
+      <w:lvlJc w:val="left"/>
+      <w:pPr>
+        <w:ind w:left="3520" w:hanging="440"/>
+      </w:pPr>
+    </w:lvl>
+    <w:lvl w:ilvl="7" w:tplc="04090019" w:tentative="1">
+      <w:start w:val="1"/>
+      <w:numFmt w:val="upperLetter"/>
+      <w:lvlText w:val="%8."/>
+      <w:lvlJc w:val="left"/>
+      <w:pPr>
+        <w:ind w:left="3960" w:hanging="440"/>
+      </w:pPr>
+    </w:lvl>
+    <w:lvl w:ilvl="8" w:tplc="0409001B" w:tentative="1">
+      <w:start w:val="1"/>
+      <w:numFmt w:val="lowerRoman"/>
+      <w:lvlText w:val="%9."/>
+      <w:lvlJc w:val="right"/>
+      <w:pPr>
+        <w:ind w:left="4400" w:hanging="440"/>
+      </w:pPr>
+    </w:lvl>
+  </w:abstractNum>
+  <w:abstractNum w:abstractNumId="1" w15:restartNumberingAfterBreak="0">
+    <w:nsid w:val="08067918"/>
+    <w:multiLevelType w:val="hybridMultilevel"/>
+    <w:tmpl w:val="81CE4306"/>
+    <w:lvl w:ilvl="0" w:tplc="EEB05A6E">
+      <w:start w:val="1"/>
+      <w:numFmt w:val="decimal"/>
+      <w:lvlText w:val="%1."/>
+      <w:lvlJc w:val="left"/>
+      <w:pPr>
+        <w:ind w:left="800" w:hanging="360"/>
+      </w:pPr>
+      <w:rPr>
+        <w:rFonts w:hint="default"/>
+      </w:rPr>
+    </w:lvl>
+    <w:lvl w:ilvl="1" w:tplc="04090019" w:tentative="1">
+      <w:start w:val="1"/>
+      <w:numFmt w:val="upperLetter"/>
+      <w:lvlText w:val="%2."/>
+      <w:lvlJc w:val="left"/>
+      <w:pPr>
+        <w:ind w:left="1320" w:hanging="440"/>
+      </w:pPr>
+    </w:lvl>
+    <w:lvl w:ilvl="2" w:tplc="0409001B" w:tentative="1">
+      <w:start w:val="1"/>
+      <w:numFmt w:val="lowerRoman"/>
+      <w:lvlText w:val="%3."/>
+      <w:lvlJc w:val="right"/>
+      <w:pPr>
+        <w:ind w:left="1760" w:hanging="440"/>
+      </w:pPr>
+    </w:lvl>
+    <w:lvl w:ilvl="3" w:tplc="0409000F" w:tentative="1">
+      <w:start w:val="1"/>
+      <w:numFmt w:val="decimal"/>
+      <w:lvlText w:val="%4."/>
+      <w:lvlJc w:val="left"/>
+      <w:pPr>
+        <w:ind w:left="2200" w:hanging="440"/>
+      </w:pPr>
+    </w:lvl>
+    <w:lvl w:ilvl="4" w:tplc="04090019" w:tentative="1">
+      <w:start w:val="1"/>
+      <w:numFmt w:val="upperLetter"/>
+      <w:lvlText w:val="%5."/>
+      <w:lvlJc w:val="left"/>
+      <w:pPr>
+        <w:ind w:left="2640" w:hanging="440"/>
+      </w:pPr>
+    </w:lvl>
+    <w:lvl w:ilvl="5" w:tplc="0409001B" w:tentative="1">
+      <w:start w:val="1"/>
+      <w:numFmt w:val="lowerRoman"/>
+      <w:lvlText w:val="%6."/>
+      <w:lvlJc w:val="right"/>
+      <w:pPr>
+        <w:ind w:left="3080" w:hanging="440"/>
+      </w:pPr>
+    </w:lvl>
+    <w:lvl w:ilvl="6" w:tplc="0409000F" w:tentative="1">
+      <w:start w:val="1"/>
+      <w:numFmt w:val="decimal"/>
+      <w:lvlText w:val="%7."/>
+      <w:lvlJc w:val="left"/>
+      <w:pPr>
+        <w:ind w:left="3520" w:hanging="440"/>
+      </w:pPr>
+    </w:lvl>
+    <w:lvl w:ilvl="7" w:tplc="04090019" w:tentative="1">
+      <w:start w:val="1"/>
+      <w:numFmt w:val="upperLetter"/>
+      <w:lvlText w:val="%8."/>
+      <w:lvlJc w:val="left"/>
+      <w:pPr>
+        <w:ind w:left="3960" w:hanging="440"/>
+      </w:pPr>
+    </w:lvl>
+    <w:lvl w:ilvl="8" w:tplc="0409001B" w:tentative="1">
+      <w:start w:val="1"/>
+      <w:numFmt w:val="lowerRoman"/>
+      <w:lvlText w:val="%9."/>
+      <w:lvlJc w:val="right"/>
+      <w:pPr>
+        <w:ind w:left="4400" w:hanging="440"/>
+      </w:pPr>
+    </w:lvl>
+  </w:abstractNum>
+  <w:abstractNum w:abstractNumId="2" w15:restartNumberingAfterBreak="0">
     <w:nsid w:val="3A56460C"/>
     <w:multiLevelType w:val="hybridMultilevel"/>
     <w:tmpl w:val="DA08F054"/>
@@ -3585,11 +4297,201 @@
       </w:pPr>
     </w:lvl>
   </w:abstractNum>
+  <w:abstractNum w:abstractNumId="3" w15:restartNumberingAfterBreak="0">
+    <w:nsid w:val="6AD375D1"/>
+    <w:multiLevelType w:val="hybridMultilevel"/>
+    <w:tmpl w:val="25905096"/>
+    <w:lvl w:ilvl="0" w:tplc="FF10C0CE">
+      <w:start w:val="1"/>
+      <w:numFmt w:val="decimal"/>
+      <w:lvlText w:val="%1."/>
+      <w:lvlJc w:val="left"/>
+      <w:pPr>
+        <w:ind w:left="800" w:hanging="360"/>
+      </w:pPr>
+      <w:rPr>
+        <w:rFonts w:hint="default"/>
+      </w:rPr>
+    </w:lvl>
+    <w:lvl w:ilvl="1" w:tplc="04090019" w:tentative="1">
+      <w:start w:val="1"/>
+      <w:numFmt w:val="upperLetter"/>
+      <w:lvlText w:val="%2."/>
+      <w:lvlJc w:val="left"/>
+      <w:pPr>
+        <w:ind w:left="1320" w:hanging="440"/>
+      </w:pPr>
+    </w:lvl>
+    <w:lvl w:ilvl="2" w:tplc="0409001B" w:tentative="1">
+      <w:start w:val="1"/>
+      <w:numFmt w:val="lowerRoman"/>
+      <w:lvlText w:val="%3."/>
+      <w:lvlJc w:val="right"/>
+      <w:pPr>
+        <w:ind w:left="1760" w:hanging="440"/>
+      </w:pPr>
+    </w:lvl>
+    <w:lvl w:ilvl="3" w:tplc="0409000F" w:tentative="1">
+      <w:start w:val="1"/>
+      <w:numFmt w:val="decimal"/>
+      <w:lvlText w:val="%4."/>
+      <w:lvlJc w:val="left"/>
+      <w:pPr>
+        <w:ind w:left="2200" w:hanging="440"/>
+      </w:pPr>
+    </w:lvl>
+    <w:lvl w:ilvl="4" w:tplc="04090019" w:tentative="1">
+      <w:start w:val="1"/>
+      <w:numFmt w:val="upperLetter"/>
+      <w:lvlText w:val="%5."/>
+      <w:lvlJc w:val="left"/>
+      <w:pPr>
+        <w:ind w:left="2640" w:hanging="440"/>
+      </w:pPr>
+    </w:lvl>
+    <w:lvl w:ilvl="5" w:tplc="0409001B" w:tentative="1">
+      <w:start w:val="1"/>
+      <w:numFmt w:val="lowerRoman"/>
+      <w:lvlText w:val="%6."/>
+      <w:lvlJc w:val="right"/>
+      <w:pPr>
+        <w:ind w:left="3080" w:hanging="440"/>
+      </w:pPr>
+    </w:lvl>
+    <w:lvl w:ilvl="6" w:tplc="0409000F" w:tentative="1">
+      <w:start w:val="1"/>
+      <w:numFmt w:val="decimal"/>
+      <w:lvlText w:val="%7."/>
+      <w:lvlJc w:val="left"/>
+      <w:pPr>
+        <w:ind w:left="3520" w:hanging="440"/>
+      </w:pPr>
+    </w:lvl>
+    <w:lvl w:ilvl="7" w:tplc="04090019" w:tentative="1">
+      <w:start w:val="1"/>
+      <w:numFmt w:val="upperLetter"/>
+      <w:lvlText w:val="%8."/>
+      <w:lvlJc w:val="left"/>
+      <w:pPr>
+        <w:ind w:left="3960" w:hanging="440"/>
+      </w:pPr>
+    </w:lvl>
+    <w:lvl w:ilvl="8" w:tplc="0409001B" w:tentative="1">
+      <w:start w:val="1"/>
+      <w:numFmt w:val="lowerRoman"/>
+      <w:lvlText w:val="%9."/>
+      <w:lvlJc w:val="right"/>
+      <w:pPr>
+        <w:ind w:left="4400" w:hanging="440"/>
+      </w:pPr>
+    </w:lvl>
+  </w:abstractNum>
+  <w:abstractNum w:abstractNumId="4" w15:restartNumberingAfterBreak="0">
+    <w:nsid w:val="77E84B56"/>
+    <w:multiLevelType w:val="hybridMultilevel"/>
+    <w:tmpl w:val="81D6949C"/>
+    <w:lvl w:ilvl="0" w:tplc="B9AA3458">
+      <w:start w:val="1"/>
+      <w:numFmt w:val="decimal"/>
+      <w:lvlText w:val="%1."/>
+      <w:lvlJc w:val="left"/>
+      <w:pPr>
+        <w:ind w:left="800" w:hanging="360"/>
+      </w:pPr>
+      <w:rPr>
+        <w:rFonts w:hint="default"/>
+      </w:rPr>
+    </w:lvl>
+    <w:lvl w:ilvl="1" w:tplc="04090019" w:tentative="1">
+      <w:start w:val="1"/>
+      <w:numFmt w:val="upperLetter"/>
+      <w:lvlText w:val="%2."/>
+      <w:lvlJc w:val="left"/>
+      <w:pPr>
+        <w:ind w:left="1320" w:hanging="440"/>
+      </w:pPr>
+    </w:lvl>
+    <w:lvl w:ilvl="2" w:tplc="0409001B" w:tentative="1">
+      <w:start w:val="1"/>
+      <w:numFmt w:val="lowerRoman"/>
+      <w:lvlText w:val="%3."/>
+      <w:lvlJc w:val="right"/>
+      <w:pPr>
+        <w:ind w:left="1760" w:hanging="440"/>
+      </w:pPr>
+    </w:lvl>
+    <w:lvl w:ilvl="3" w:tplc="0409000F" w:tentative="1">
+      <w:start w:val="1"/>
+      <w:numFmt w:val="decimal"/>
+      <w:lvlText w:val="%4."/>
+      <w:lvlJc w:val="left"/>
+      <w:pPr>
+        <w:ind w:left="2200" w:hanging="440"/>
+      </w:pPr>
+    </w:lvl>
+    <w:lvl w:ilvl="4" w:tplc="04090019" w:tentative="1">
+      <w:start w:val="1"/>
+      <w:numFmt w:val="upperLetter"/>
+      <w:lvlText w:val="%5."/>
+      <w:lvlJc w:val="left"/>
+      <w:pPr>
+        <w:ind w:left="2640" w:hanging="440"/>
+      </w:pPr>
+    </w:lvl>
+    <w:lvl w:ilvl="5" w:tplc="0409001B" w:tentative="1">
+      <w:start w:val="1"/>
+      <w:numFmt w:val="lowerRoman"/>
+      <w:lvlText w:val="%6."/>
+      <w:lvlJc w:val="right"/>
+      <w:pPr>
+        <w:ind w:left="3080" w:hanging="440"/>
+      </w:pPr>
+    </w:lvl>
+    <w:lvl w:ilvl="6" w:tplc="0409000F" w:tentative="1">
+      <w:start w:val="1"/>
+      <w:numFmt w:val="decimal"/>
+      <w:lvlText w:val="%7."/>
+      <w:lvlJc w:val="left"/>
+      <w:pPr>
+        <w:ind w:left="3520" w:hanging="440"/>
+      </w:pPr>
+    </w:lvl>
+    <w:lvl w:ilvl="7" w:tplc="04090019" w:tentative="1">
+      <w:start w:val="1"/>
+      <w:numFmt w:val="upperLetter"/>
+      <w:lvlText w:val="%8."/>
+      <w:lvlJc w:val="left"/>
+      <w:pPr>
+        <w:ind w:left="3960" w:hanging="440"/>
+      </w:pPr>
+    </w:lvl>
+    <w:lvl w:ilvl="8" w:tplc="0409001B" w:tentative="1">
+      <w:start w:val="1"/>
+      <w:numFmt w:val="lowerRoman"/>
+      <w:lvlText w:val="%9."/>
+      <w:lvlJc w:val="right"/>
+      <w:pPr>
+        <w:ind w:left="4400" w:hanging="440"/>
+      </w:pPr>
+    </w:lvl>
+  </w:abstractNum>
   <w:num w:numId="1" w16cid:durableId="2121147450">
-    <w:abstractNumId w:val="0"/>
+    <w:abstractNumId w:val="2"/>
     <w:lvlOverride w:ilvl="0">
       <w:startOverride w:val="1"/>
     </w:lvlOverride>
+  </w:num>
+  <w:num w:numId="2" w16cid:durableId="44260411">
+    <w:abstractNumId w:val="0"/>
+  </w:num>
+  <w:num w:numId="3" w16cid:durableId="947203344">
+    <w:abstractNumId w:val="1"/>
+  </w:num>
+  <w:num w:numId="4" w16cid:durableId="2088453801">
+    <w:abstractNumId w:val="3"/>
+  </w:num>
+  <w:num w:numId="5" w16cid:durableId="1352032931">
+    <w:abstractNumId w:val="4"/>
   </w:num>
 </w:numbering>
 </file>
@@ -4083,6 +4985,7 @@
   <w:style w:type="character" w:default="1" w:styleId="a0">
     <w:name w:val="Default Paragraph Font"/>
     <w:uiPriority w:val="1"/>
+    <w:semiHidden/>
     <w:unhideWhenUsed/>
   </w:style>
   <w:style w:type="table" w:default="1" w:styleId="a1">
@@ -4241,6 +5144,18 @@
     <w:link w:val="ab"/>
     <w:uiPriority w:val="99"/>
     <w:rsid w:val="00BA79E5"/>
+  </w:style>
+  <w:style w:type="character" w:styleId="ac">
+    <w:name w:val="Unresolved Mention"/>
+    <w:basedOn w:val="a0"/>
+    <w:uiPriority w:val="99"/>
+    <w:semiHidden/>
+    <w:unhideWhenUsed/>
+    <w:rsid w:val="00910436"/>
+    <w:rPr>
+      <w:color w:val="605E5C"/>
+      <w:shd w:val="clear" w:color="auto" w:fill="E1DFDD"/>
+    </w:rPr>
   </w:style>
 </w:styles>
 </file>
